--- a/lab1/Лаб1.docx
+++ b/lab1/Лаб1.docx
@@ -1,6 +1,6 @@
 
 <file path=word/document.xml><?xml version="1.0" encoding="utf-8"?>
-<w:document xmlns:wpc="http://schemas.microsoft.com/office/word/2010/wordprocessingCanvas" xmlns:cx="http://schemas.microsoft.com/office/drawing/2014/chartex" xmlns:cx1="http://schemas.microsoft.com/office/drawing/2015/9/8/chartex" xmlns:cx2="http://schemas.microsoft.com/office/drawing/2015/10/21/chartex" xmlns:cx3="http://schemas.microsoft.com/office/drawing/2016/5/9/chartex" xmlns:cx4="http://schemas.microsoft.com/office/drawing/2016/5/10/chartex" xmlns:cx5="http://schemas.microsoft.com/office/drawing/2016/5/11/chartex" xmlns:cx6="http://schemas.microsoft.com/office/drawing/2016/5/12/chartex" xmlns:cx7="http://schemas.microsoft.com/office/drawing/2016/5/13/chartex" xmlns:cx8="http://schemas.microsoft.com/office/drawing/2016/5/14/chartex" xmlns:mc="http://schemas.openxmlformats.org/markup-compatibility/2006" xmlns:aink="http://schemas.microsoft.com/office/drawing/2016/ink" xmlns:am3d="http://schemas.microsoft.com/office/drawing/2017/model3d" xmlns:o="urn:schemas-microsoft-com:office:office" xmlns:r="http://schemas.openxmlformats.org/officeDocument/2006/relationships" xmlns:m="http://schemas.openxmlformats.org/officeDocument/2006/math" xmlns:v="urn:schemas-microsoft-com:vml" xmlns:wp14="http://schemas.microsoft.com/office/word/2010/wordprocessingDrawing" xmlns:wp="http://schemas.openxmlformats.org/drawingml/2006/wordprocessingDrawing" xmlns:w10="urn:schemas-microsoft-com:office:word" xmlns:w="http://schemas.openxmlformats.org/wordprocessingml/2006/main" xmlns:w14="http://schemas.microsoft.com/office/word/2010/wordml" xmlns:w15="http://schemas.microsoft.com/office/word/2012/wordml" xmlns:w16cid="http://schemas.microsoft.com/office/word/2016/wordml/cid" xmlns:w16se="http://schemas.microsoft.com/office/word/2015/wordml/symex" xmlns:wpg="http://schemas.microsoft.com/office/word/2010/wordprocessingGroup" xmlns:wpi="http://schemas.microsoft.com/office/word/2010/wordprocessingInk" xmlns:wne="http://schemas.microsoft.com/office/word/2006/wordml" xmlns:wps="http://schemas.microsoft.com/office/word/2010/wordprocessingShape" mc:Ignorable="w14 w15 w16se w16cid wp14">
+<w:document xmlns:wpc="http://schemas.microsoft.com/office/word/2010/wordprocessingCanvas" xmlns:cx="http://schemas.microsoft.com/office/drawing/2014/chartex" xmlns:cx1="http://schemas.microsoft.com/office/drawing/2015/9/8/chartex" xmlns:cx2="http://schemas.microsoft.com/office/drawing/2015/10/21/chartex" xmlns:cx3="http://schemas.microsoft.com/office/drawing/2016/5/9/chartex" xmlns:cx4="http://schemas.microsoft.com/office/drawing/2016/5/10/chartex" xmlns:cx5="http://schemas.microsoft.com/office/drawing/2016/5/11/chartex" xmlns:cx6="http://schemas.microsoft.com/office/drawing/2016/5/12/chartex" xmlns:cx7="http://schemas.microsoft.com/office/drawing/2016/5/13/chartex" xmlns:cx8="http://schemas.microsoft.com/office/drawing/2016/5/14/chartex" xmlns:mc="http://schemas.openxmlformats.org/markup-compatibility/2006" xmlns:aink="http://schemas.microsoft.com/office/drawing/2016/ink" xmlns:am3d="http://schemas.microsoft.com/office/drawing/2017/model3d" xmlns:o="urn:schemas-microsoft-com:office:office" xmlns:r="http://schemas.openxmlformats.org/officeDocument/2006/relationships" xmlns:m="http://schemas.openxmlformats.org/officeDocument/2006/math" xmlns:v="urn:schemas-microsoft-com:vml" xmlns:wp14="http://schemas.microsoft.com/office/word/2010/wordprocessingDrawing" xmlns:wp="http://schemas.openxmlformats.org/drawingml/2006/wordprocessingDrawing" xmlns:w10="urn:schemas-microsoft-com:office:word" xmlns:w="http://schemas.openxmlformats.org/wordprocessingml/2006/main" xmlns:w14="http://schemas.microsoft.com/office/word/2010/wordml" xmlns:w15="http://schemas.microsoft.com/office/word/2012/wordml" xmlns:w16cex="http://schemas.microsoft.com/office/word/2018/wordml/cex" xmlns:w16cid="http://schemas.microsoft.com/office/word/2016/wordml/cid" xmlns:w16="http://schemas.microsoft.com/office/word/2018/wordml" xmlns:w16sdtdh="http://schemas.microsoft.com/office/word/2020/wordml/sdtdatahash" xmlns:w16se="http://schemas.microsoft.com/office/word/2015/wordml/symex" xmlns:wpg="http://schemas.microsoft.com/office/word/2010/wordprocessingGroup" xmlns:wpi="http://schemas.microsoft.com/office/word/2010/wordprocessingInk" xmlns:wne="http://schemas.microsoft.com/office/word/2006/wordml" xmlns:wps="http://schemas.microsoft.com/office/word/2010/wordprocessingShape" mc:Ignorable="w14 w15 w16se w16cid w16 w16cex w16sdtdh wp14">
   <w:body>
     <w:p>
       <w:r>
@@ -9,8 +9,11 @@
     </w:p>
     <w:p>
       <w:r>
+        <w:rPr>
+          <w:noProof/>
+        </w:rPr>
         <w:drawing>
-          <wp:inline distT="0" distB="0" distL="0" distR="0" wp14:anchorId="2AB8B642" wp14:editId="7AC7911D">
+          <wp:inline distT="0" distB="0" distL="0" distR="0" wp14:anchorId="2BA64348" wp14:editId="246FDD8D">
             <wp:extent cx="5940425" cy="3345815"/>
             <wp:effectExtent l="0" t="0" r="3175" b="6985"/>
             <wp:docPr id="1" name="Рисунок 1"/>
@@ -48,8 +51,11 @@
     </w:p>
     <w:p>
       <w:r>
+        <w:rPr>
+          <w:noProof/>
+        </w:rPr>
         <w:drawing>
-          <wp:inline distT="0" distB="0" distL="0" distR="0" wp14:anchorId="72A80294" wp14:editId="69ACC80F">
+          <wp:inline distT="0" distB="0" distL="0" distR="0" wp14:anchorId="72932D22" wp14:editId="13375310">
             <wp:extent cx="5248210" cy="4857750"/>
             <wp:effectExtent l="0" t="0" r="0" b="0"/>
             <wp:docPr id="2" name="Рисунок 2"/>
@@ -87,9 +93,12 @@
     </w:p>
     <w:p>
       <w:r>
+        <w:rPr>
+          <w:noProof/>
+        </w:rPr>
         <w:lastRenderedPageBreak/>
         <w:drawing>
-          <wp:inline distT="0" distB="0" distL="0" distR="0" wp14:anchorId="221ADA14" wp14:editId="16C5D742">
+          <wp:inline distT="0" distB="0" distL="0" distR="0" wp14:anchorId="4C7A3AE5" wp14:editId="083231DF">
             <wp:extent cx="5940425" cy="2715895"/>
             <wp:effectExtent l="0" t="0" r="3175" b="8255"/>
             <wp:docPr id="3" name="Рисунок 3"/>
@@ -125,8 +134,11 @@
         </w:drawing>
       </w:r>
       <w:r>
+        <w:rPr>
+          <w:noProof/>
+        </w:rPr>
         <w:drawing>
-          <wp:inline distT="0" distB="0" distL="0" distR="0" wp14:anchorId="7F8F3927" wp14:editId="63971AF6">
+          <wp:inline distT="0" distB="0" distL="0" distR="0" wp14:anchorId="08AFE0DA" wp14:editId="5E51BE72">
             <wp:extent cx="3000794" cy="1124107"/>
             <wp:effectExtent l="0" t="0" r="9525" b="0"/>
             <wp:docPr id="4" name="Рисунок 4"/>
@@ -364,16 +376,16 @@
             <w:hideMark/>
           </w:tcPr>
           <w:p>
+            <w:pPr>
+              <w:rPr>
+                <w:lang w:val="en-US"/>
+              </w:rPr>
+            </w:pPr>
             <w:r>
-              <w:t xml:space="preserve">Realtek PCIe </w:t>
-            </w:r>
-            <w:proofErr w:type="spellStart"/>
-            <w:r>
-              <w:t>GbE</w:t>
-            </w:r>
-            <w:proofErr w:type="spellEnd"/>
-            <w:r>
-              <w:t xml:space="preserve"> Family Controller</w:t>
+              <w:rPr>
+                <w:lang w:val="en-US"/>
+              </w:rPr>
+              <w:t>Realtek PCIe GbE Family Controller</w:t>
             </w:r>
           </w:p>
         </w:tc>
@@ -655,9 +667,12 @@
     </w:p>
     <w:p>
       <w:r>
+        <w:rPr>
+          <w:noProof/>
+        </w:rPr>
         <w:lastRenderedPageBreak/>
         <w:drawing>
-          <wp:inline distT="0" distB="0" distL="0" distR="0" wp14:anchorId="74A26DC6" wp14:editId="00947F34">
+          <wp:inline distT="0" distB="0" distL="0" distR="0" wp14:anchorId="0103FE8C" wp14:editId="11490040">
             <wp:extent cx="5722568" cy="7172325"/>
             <wp:effectExtent l="0" t="0" r="0" b="0"/>
             <wp:docPr id="5" name="Рисунок 5"/>
@@ -693,9 +708,12 @@
         </w:drawing>
       </w:r>
       <w:r>
+        <w:rPr>
+          <w:noProof/>
+        </w:rPr>
         <w:lastRenderedPageBreak/>
         <w:drawing>
-          <wp:inline distT="0" distB="0" distL="0" distR="0" wp14:anchorId="6D653CA3" wp14:editId="60C76E63">
+          <wp:inline distT="0" distB="0" distL="0" distR="0" wp14:anchorId="389B645A" wp14:editId="3C65B284">
             <wp:extent cx="5940425" cy="8828405"/>
             <wp:effectExtent l="0" t="0" r="3175" b="0"/>
             <wp:docPr id="6" name="Рисунок 6"/>
@@ -1027,85 +1045,28 @@
       </w:r>
     </w:p>
     <w:p>
-      <w:proofErr w:type="spellStart"/>
-      <w:r>
-        <w:t>Microsoft</w:t>
-      </w:r>
-      <w:proofErr w:type="spellEnd"/>
-      <w:r>
-        <w:t xml:space="preserve"> 365 является типичным представителем веб-приложений повышения производительности офисного назначения. Пакет включает:</w:t>
-      </w:r>
-    </w:p>
-    <w:p>
-      <w:proofErr w:type="spellStart"/>
-      <w:r>
-        <w:t>Word</w:t>
-      </w:r>
-      <w:proofErr w:type="spellEnd"/>
-      <w:r>
-        <w:t xml:space="preserve"> </w:t>
-      </w:r>
-      <w:proofErr w:type="spellStart"/>
-      <w:r>
-        <w:t>Online</w:t>
-      </w:r>
-      <w:proofErr w:type="spellEnd"/>
-      <w:r>
-        <w:t xml:space="preserve"> — текстовый редактор</w:t>
-      </w:r>
-    </w:p>
-    <w:p>
-      <w:proofErr w:type="spellStart"/>
-      <w:r>
-        <w:t>Excel</w:t>
-      </w:r>
-      <w:proofErr w:type="spellEnd"/>
-      <w:r>
-        <w:t xml:space="preserve"> </w:t>
-      </w:r>
-      <w:proofErr w:type="spellStart"/>
-      <w:r>
-        <w:t>Online</w:t>
-      </w:r>
-      <w:proofErr w:type="spellEnd"/>
-      <w:r>
-        <w:t xml:space="preserve"> — электронные таблицы</w:t>
-      </w:r>
-    </w:p>
-    <w:p>
-      <w:proofErr w:type="spellStart"/>
-      <w:r>
-        <w:t>PowerPoint</w:t>
-      </w:r>
-      <w:proofErr w:type="spellEnd"/>
-      <w:r>
-        <w:t xml:space="preserve"> </w:t>
-      </w:r>
-      <w:proofErr w:type="spellStart"/>
-      <w:r>
-        <w:t>Online</w:t>
-      </w:r>
-      <w:proofErr w:type="spellEnd"/>
-      <w:r>
-        <w:t xml:space="preserve"> — презентации</w:t>
-      </w:r>
-    </w:p>
-    <w:p>
-      <w:proofErr w:type="spellStart"/>
-      <w:r>
-        <w:t>Outlook</w:t>
-      </w:r>
-      <w:proofErr w:type="spellEnd"/>
-      <w:r>
-        <w:t xml:space="preserve"> </w:t>
-      </w:r>
-      <w:proofErr w:type="spellStart"/>
-      <w:r>
-        <w:t>Web</w:t>
-      </w:r>
-      <w:proofErr w:type="spellEnd"/>
-      <w:r>
-        <w:t xml:space="preserve"> — электронная почта и календарь</w:t>
+      <w:r>
+        <w:t>Microsoft 365 является типичным представителем веб-приложений повышения производительности офисного назначения. Пакет включает:</w:t>
+      </w:r>
+    </w:p>
+    <w:p>
+      <w:r>
+        <w:t>Word Online — текстовый редактор</w:t>
+      </w:r>
+    </w:p>
+    <w:p>
+      <w:r>
+        <w:t>Excel Online — электронные таблицы</w:t>
+      </w:r>
+    </w:p>
+    <w:p>
+      <w:r>
+        <w:t>PowerPoint Online — презентации</w:t>
+      </w:r>
+    </w:p>
+    <w:p>
+      <w:r>
+        <w:t>Outlook Web — электронная почта и календарь</w:t>
       </w:r>
     </w:p>
     <w:p>
@@ -1174,15 +1135,7 @@
     </w:p>
     <w:p>
       <w:r>
-        <w:t xml:space="preserve">Взаимодействует с множеством серверов </w:t>
-      </w:r>
-      <w:proofErr w:type="spellStart"/>
-      <w:r>
-        <w:t>Microsoft</w:t>
-      </w:r>
-      <w:proofErr w:type="spellEnd"/>
-      <w:r>
-        <w:t xml:space="preserve"> (CDN, аутентификация, данные);</w:t>
+        <w:t>Взаимодействует с множеством серверов Microsoft (CDN, аутентификация, данные);</w:t>
       </w:r>
     </w:p>
     <w:p>
@@ -1204,13 +1157,8 @@
       </w:r>
     </w:p>
     <w:p>
-      <w:proofErr w:type="spellStart"/>
-      <w:r>
-        <w:t>Microsoft</w:t>
-      </w:r>
-      <w:proofErr w:type="spellEnd"/>
-      <w:r>
-        <w:t xml:space="preserve"> 365 широко используется в образовательных и корпоративных организациях, поэтому исследование его сетевого взаимодействия имеет высокую практическую ценность для понимания работы современных облачных офисных приложений.</w:t>
+      <w:r>
+        <w:t>Microsoft 365 широко используется в образовательных и корпоративных организациях, поэтому исследование его сетевого взаимодействия имеет высокую практическую ценность для понимания работы современных облачных офисных приложений.</w:t>
       </w:r>
     </w:p>
     <w:p>
@@ -1225,8 +1173,11 @@
     </w:p>
     <w:p>
       <w:r>
+        <w:rPr>
+          <w:noProof/>
+        </w:rPr>
         <w:drawing>
-          <wp:inline distT="0" distB="0" distL="0" distR="0" wp14:anchorId="78E0F051" wp14:editId="5A413CFB">
+          <wp:inline distT="0" distB="0" distL="0" distR="0" wp14:anchorId="247E3DA2" wp14:editId="1A0F34DD">
             <wp:extent cx="5940425" cy="2717165"/>
             <wp:effectExtent l="0" t="0" r="3175" b="6985"/>
             <wp:docPr id="7" name="Рисунок 7"/>
@@ -1280,15 +1231,7 @@
       </w:r>
       <w:proofErr w:type="spellEnd"/>
       <w:r>
-        <w:t xml:space="preserve"> разрешается в имя хоста C2210134244.marstu.net с IPv6-</w:t>
-      </w:r>
-      <w:proofErr w:type="gramStart"/>
-      <w:r>
-        <w:t>адресом :</w:t>
-      </w:r>
-      <w:proofErr w:type="gramEnd"/>
-      <w:r>
-        <w:t>:1 (</w:t>
+        <w:t xml:space="preserve"> разрешается в имя хоста C2210134244.marstu.net с IPv6-адресом ::1 (</w:t>
       </w:r>
       <w:proofErr w:type="spellStart"/>
       <w:r>
@@ -1328,8 +1271,11 @@
         <w:t xml:space="preserve">Б) </w:t>
       </w:r>
       <w:r>
+        <w:rPr>
+          <w:noProof/>
+        </w:rPr>
         <w:drawing>
-          <wp:inline distT="0" distB="0" distL="0" distR="0" wp14:anchorId="3B56CEE5" wp14:editId="031124B6">
+          <wp:inline distT="0" distB="0" distL="0" distR="0" wp14:anchorId="546BC0ED" wp14:editId="44D5183E">
             <wp:extent cx="5934903" cy="2638793"/>
             <wp:effectExtent l="0" t="0" r="8890" b="9525"/>
             <wp:docPr id="8" name="Рисунок 8"/>
@@ -1387,8 +1333,11 @@
     </w:p>
     <w:p>
       <w:r>
+        <w:rPr>
+          <w:noProof/>
+        </w:rPr>
         <w:drawing>
-          <wp:inline distT="0" distB="0" distL="0" distR="0" wp14:anchorId="40B47D2A" wp14:editId="0BDAA055">
+          <wp:inline distT="0" distB="0" distL="0" distR="0" wp14:anchorId="3E0FDBB0" wp14:editId="016BCEA0">
             <wp:extent cx="5677692" cy="2333951"/>
             <wp:effectExtent l="0" t="0" r="0" b="9525"/>
             <wp:docPr id="10" name="Рисунок 10"/>
@@ -1532,9 +1481,12 @@
     </w:p>
     <w:p>
       <w:r>
+        <w:rPr>
+          <w:noProof/>
+        </w:rPr>
         <w:lastRenderedPageBreak/>
         <w:drawing>
-          <wp:inline distT="0" distB="0" distL="0" distR="0" wp14:anchorId="1008D11B" wp14:editId="6902E11F">
+          <wp:inline distT="0" distB="0" distL="0" distR="0" wp14:anchorId="1FE281E1" wp14:editId="4F9D5F98">
             <wp:extent cx="5229955" cy="2600688"/>
             <wp:effectExtent l="0" t="0" r="8890" b="9525"/>
             <wp:docPr id="12" name="Рисунок 12"/>
@@ -1636,8 +1588,11 @@
     </w:p>
     <w:p>
       <w:r>
+        <w:rPr>
+          <w:noProof/>
+        </w:rPr>
         <w:drawing>
-          <wp:inline distT="0" distB="0" distL="0" distR="0" wp14:anchorId="2D9B1F9F" wp14:editId="7E435950">
+          <wp:inline distT="0" distB="0" distL="0" distR="0" wp14:anchorId="63691ACD" wp14:editId="5236250E">
             <wp:extent cx="5940425" cy="2333625"/>
             <wp:effectExtent l="0" t="0" r="3175" b="9525"/>
             <wp:docPr id="13" name="Рисунок 13"/>
@@ -1683,13 +1638,7 @@
         <w:rPr>
           <w:b/>
         </w:rPr>
-        <w:t>Ч</w:t>
-      </w:r>
-      <w:r>
-        <w:rPr>
-          <w:b/>
-        </w:rPr>
-        <w:t xml:space="preserve">то показывает команда </w:t>
+        <w:t xml:space="preserve">Что показывает команда </w:t>
       </w:r>
       <w:proofErr w:type="spellStart"/>
       <w:r>
@@ -1722,8 +1671,6 @@
       </w:r>
     </w:p>
     <w:p>
-      <w:bookmarkStart w:id="0" w:name="_GoBack"/>
-      <w:bookmarkEnd w:id="0"/>
       <w:r>
         <w:t>Полный маршрут пакета от вашего компьютера до целевого хоста</w:t>
       </w:r>
@@ -1743,6 +1690,2682 @@
         <w:t>Где возможны проблемы (если есть большие задержки или потери)</w:t>
       </w:r>
     </w:p>
+    <w:p>
+      <w:pPr>
+        <w:rPr>
+          <w:b/>
+          <w:bCs/>
+          <w:sz w:val="24"/>
+          <w:szCs w:val="24"/>
+        </w:rPr>
+      </w:pPr>
+      <w:r>
+        <w:rPr>
+          <w:b/>
+          <w:bCs/>
+          <w:sz w:val="24"/>
+          <w:szCs w:val="24"/>
+        </w:rPr>
+        <w:lastRenderedPageBreak/>
+        <w:t>Ответы на вопросы</w:t>
+      </w:r>
+      <w:r>
+        <w:rPr>
+          <w:b/>
+          <w:bCs/>
+          <w:sz w:val="24"/>
+          <w:szCs w:val="24"/>
+        </w:rPr>
+        <w:t xml:space="preserve"> </w:t>
+      </w:r>
+      <w:r>
+        <w:rPr>
+          <w:b/>
+          <w:bCs/>
+          <w:sz w:val="24"/>
+          <w:szCs w:val="24"/>
+        </w:rPr>
+        <w:t>«Утилиты работы с сетью»</w:t>
+      </w:r>
+      <w:r>
+        <w:rPr>
+          <w:b/>
+          <w:bCs/>
+          <w:sz w:val="24"/>
+          <w:szCs w:val="24"/>
+        </w:rPr>
+        <w:t>:</w:t>
+      </w:r>
+    </w:p>
+    <w:p>
+      <w:pPr>
+        <w:rPr>
+          <w:b/>
+          <w:bCs/>
+          <w:sz w:val="24"/>
+          <w:szCs w:val="24"/>
+        </w:rPr>
+      </w:pPr>
+      <w:r>
+        <w:rPr>
+          <w:b/>
+          <w:bCs/>
+          <w:sz w:val="24"/>
+          <w:szCs w:val="24"/>
+        </w:rPr>
+        <w:t>№1. Тестирование базовой конфигурации сети</w:t>
+      </w:r>
+    </w:p>
+    <w:p>
+      <w:pPr>
+        <w:rPr>
+          <w:sz w:val="24"/>
+          <w:szCs w:val="24"/>
+        </w:rPr>
+      </w:pPr>
+      <w:r>
+        <w:rPr>
+          <w:b/>
+          <w:bCs/>
+          <w:sz w:val="24"/>
+          <w:szCs w:val="24"/>
+        </w:rPr>
+        <w:t>Вопрос:</w:t>
+      </w:r>
+      <w:r>
+        <w:rPr>
+          <w:sz w:val="24"/>
+          <w:szCs w:val="24"/>
+        </w:rPr>
+        <w:t xml:space="preserve"> Какая команда используется для просмотра текущих настроек сетевого адаптера (IP-адрес, шлюз)? Что произойдет с маской подсети в выводе, если система обнаружит в сети устройство с таким же IP, как у вас? </w:t>
+      </w:r>
+      <w:r>
+        <w:rPr>
+          <w:b/>
+          <w:bCs/>
+          <w:sz w:val="24"/>
+          <w:szCs w:val="24"/>
+        </w:rPr>
+        <w:t>Ответ:</w:t>
+      </w:r>
+      <w:r>
+        <w:rPr>
+          <w:sz w:val="24"/>
+          <w:szCs w:val="24"/>
+        </w:rPr>
+        <w:t xml:space="preserve"> Используется команда </w:t>
+      </w:r>
+      <w:proofErr w:type="spellStart"/>
+      <w:r>
+        <w:rPr>
+          <w:sz w:val="24"/>
+          <w:szCs w:val="24"/>
+        </w:rPr>
+        <w:t>ipconfig</w:t>
+      </w:r>
+      <w:proofErr w:type="spellEnd"/>
+      <w:r>
+        <w:rPr>
+          <w:sz w:val="24"/>
+          <w:szCs w:val="24"/>
+        </w:rPr>
+        <w:t>. Если система обнаружит конфликт IP-адресов, она, как правило, отключит этот адаптер или присвоит ему автоматический адрес APIPA (начинающийся с 169.254.x.x). При этом маска подсети в выводе может отображаться как 0.0.0.0, а статус адаптера будет показывать ошибку конфликта.</w:t>
+      </w:r>
+    </w:p>
+    <w:p>
+      <w:pPr>
+        <w:rPr>
+          <w:sz w:val="24"/>
+          <w:szCs w:val="24"/>
+        </w:rPr>
+      </w:pPr>
+      <w:r>
+        <w:rPr>
+          <w:b/>
+          <w:bCs/>
+          <w:sz w:val="24"/>
+          <w:szCs w:val="24"/>
+        </w:rPr>
+        <w:t>Вопрос:</w:t>
+      </w:r>
+      <w:r>
+        <w:rPr>
+          <w:sz w:val="24"/>
+          <w:szCs w:val="24"/>
+        </w:rPr>
+        <w:t xml:space="preserve"> Откройте командную строку и покажите ваш текущий IPv4-адрес, маску подсети и адрес основного шлюза. </w:t>
+      </w:r>
+      <w:r>
+        <w:rPr>
+          <w:b/>
+          <w:bCs/>
+          <w:sz w:val="24"/>
+          <w:szCs w:val="24"/>
+        </w:rPr>
+        <w:t>Действие для защиты:</w:t>
+      </w:r>
+      <w:r>
+        <w:rPr>
+          <w:sz w:val="24"/>
+          <w:szCs w:val="24"/>
+        </w:rPr>
+        <w:t xml:space="preserve"> Откройте командную строку (</w:t>
+      </w:r>
+      <w:proofErr w:type="spellStart"/>
+      <w:r>
+        <w:rPr>
+          <w:sz w:val="24"/>
+          <w:szCs w:val="24"/>
+        </w:rPr>
+        <w:t>Win+R</w:t>
+      </w:r>
+      <w:proofErr w:type="spellEnd"/>
+      <w:r>
+        <w:rPr>
+          <w:sz w:val="24"/>
+          <w:szCs w:val="24"/>
+        </w:rPr>
+        <w:t xml:space="preserve"> → </w:t>
+      </w:r>
+      <w:proofErr w:type="spellStart"/>
+      <w:r>
+        <w:rPr>
+          <w:sz w:val="24"/>
+          <w:szCs w:val="24"/>
+        </w:rPr>
+        <w:t>cmd</w:t>
+      </w:r>
+      <w:proofErr w:type="spellEnd"/>
+      <w:r>
+        <w:rPr>
+          <w:sz w:val="24"/>
+          <w:szCs w:val="24"/>
+        </w:rPr>
+        <w:t xml:space="preserve">), введите </w:t>
+      </w:r>
+      <w:proofErr w:type="spellStart"/>
+      <w:r>
+        <w:rPr>
+          <w:sz w:val="24"/>
+          <w:szCs w:val="24"/>
+        </w:rPr>
+        <w:t>ipconfig</w:t>
+      </w:r>
+      <w:proofErr w:type="spellEnd"/>
+      <w:r>
+        <w:rPr>
+          <w:sz w:val="24"/>
+          <w:szCs w:val="24"/>
+        </w:rPr>
+        <w:t>. Найдите активный адаптер (например, "Беспроводная сеть" или "Ethernet") и укажите преподавателю строки: IPv4-адрес, Маска подсети и Основной шлюз.</w:t>
+      </w:r>
+    </w:p>
+    <w:p>
+      <w:pPr>
+        <w:rPr>
+          <w:sz w:val="24"/>
+          <w:szCs w:val="24"/>
+        </w:rPr>
+      </w:pPr>
+    </w:p>
+    <w:p>
+      <w:pPr>
+        <w:rPr>
+          <w:b/>
+          <w:bCs/>
+          <w:sz w:val="24"/>
+          <w:szCs w:val="24"/>
+        </w:rPr>
+      </w:pPr>
+      <w:r>
+        <w:rPr>
+          <w:b/>
+          <w:bCs/>
+          <w:sz w:val="24"/>
+          <w:szCs w:val="24"/>
+        </w:rPr>
+        <w:t>№2. Физическая идентификация устройства</w:t>
+      </w:r>
+    </w:p>
+    <w:p>
+      <w:pPr>
+        <w:rPr>
+          <w:sz w:val="24"/>
+          <w:szCs w:val="24"/>
+        </w:rPr>
+      </w:pPr>
+      <w:r>
+        <w:rPr>
+          <w:b/>
+          <w:bCs/>
+          <w:sz w:val="24"/>
+          <w:szCs w:val="24"/>
+        </w:rPr>
+        <w:t>Вопрос:</w:t>
+      </w:r>
+      <w:r>
+        <w:rPr>
+          <w:sz w:val="24"/>
+          <w:szCs w:val="24"/>
+        </w:rPr>
+        <w:t xml:space="preserve"> Что такое MAC-адрес, для чего он нужен и с помощью какой специализированной утилиты Windows можно быстро узнать физические адреса всех сетевых интерфейсов ПК? </w:t>
+      </w:r>
+      <w:r>
+        <w:rPr>
+          <w:b/>
+          <w:bCs/>
+          <w:sz w:val="24"/>
+          <w:szCs w:val="24"/>
+        </w:rPr>
+        <w:t>Ответ:</w:t>
+      </w:r>
+      <w:r>
+        <w:rPr>
+          <w:sz w:val="24"/>
+          <w:szCs w:val="24"/>
+        </w:rPr>
+        <w:t xml:space="preserve"> MAC-адрес (Media Access Control) — это уникальный физический (аппаратный) идентификатор сетевого интерфейса, зашитый производителем. Он нужен для доставки кадров данных на канальном уровне (уровень 2 OSI) внутри локальной сети. Утилита для быстрого просмотра: </w:t>
+      </w:r>
+      <w:proofErr w:type="spellStart"/>
+      <w:r>
+        <w:rPr>
+          <w:sz w:val="24"/>
+          <w:szCs w:val="24"/>
+        </w:rPr>
+        <w:t>getmac</w:t>
+      </w:r>
+      <w:proofErr w:type="spellEnd"/>
+      <w:r>
+        <w:rPr>
+          <w:sz w:val="24"/>
+          <w:szCs w:val="24"/>
+        </w:rPr>
+        <w:t xml:space="preserve"> (или </w:t>
+      </w:r>
+      <w:proofErr w:type="spellStart"/>
+      <w:r>
+        <w:rPr>
+          <w:sz w:val="24"/>
+          <w:szCs w:val="24"/>
+        </w:rPr>
+        <w:t>ipconfig</w:t>
+      </w:r>
+      <w:proofErr w:type="spellEnd"/>
+      <w:r>
+        <w:rPr>
+          <w:sz w:val="24"/>
+          <w:szCs w:val="24"/>
+        </w:rPr>
+        <w:t xml:space="preserve"> /</w:t>
+      </w:r>
+      <w:proofErr w:type="spellStart"/>
+      <w:r>
+        <w:rPr>
+          <w:sz w:val="24"/>
+          <w:szCs w:val="24"/>
+        </w:rPr>
+        <w:t>all</w:t>
+      </w:r>
+      <w:proofErr w:type="spellEnd"/>
+      <w:r>
+        <w:rPr>
+          <w:sz w:val="24"/>
+          <w:szCs w:val="24"/>
+        </w:rPr>
+        <w:t>).</w:t>
+      </w:r>
+    </w:p>
+    <w:p>
+      <w:pPr>
+        <w:rPr>
+          <w:sz w:val="24"/>
+          <w:szCs w:val="24"/>
+        </w:rPr>
+      </w:pPr>
+      <w:r>
+        <w:rPr>
+          <w:b/>
+          <w:bCs/>
+          <w:sz w:val="24"/>
+          <w:szCs w:val="24"/>
+        </w:rPr>
+        <w:t>Вопрос:</w:t>
+      </w:r>
+      <w:r>
+        <w:rPr>
+          <w:sz w:val="24"/>
+          <w:szCs w:val="24"/>
+        </w:rPr>
+        <w:t xml:space="preserve"> Выведите на экран MAC-адрес сетевой карты, через которую компьютер сейчас подключен к сети лаборатории. </w:t>
+      </w:r>
+      <w:r>
+        <w:rPr>
+          <w:b/>
+          <w:bCs/>
+          <w:sz w:val="24"/>
+          <w:szCs w:val="24"/>
+        </w:rPr>
+        <w:t>Действие для защиты:</w:t>
+      </w:r>
+      <w:r>
+        <w:rPr>
+          <w:sz w:val="24"/>
+          <w:szCs w:val="24"/>
+        </w:rPr>
+        <w:t xml:space="preserve"> В командной строке введите </w:t>
+      </w:r>
+      <w:proofErr w:type="spellStart"/>
+      <w:r>
+        <w:rPr>
+          <w:sz w:val="24"/>
+          <w:szCs w:val="24"/>
+        </w:rPr>
+        <w:t>getmac</w:t>
+      </w:r>
+      <w:proofErr w:type="spellEnd"/>
+      <w:r>
+        <w:rPr>
+          <w:sz w:val="24"/>
+          <w:szCs w:val="24"/>
+        </w:rPr>
+        <w:t xml:space="preserve"> /v. Найдите в таблице название вашего активного подключения (например, "</w:t>
+      </w:r>
+      <w:proofErr w:type="spellStart"/>
+      <w:r>
+        <w:rPr>
+          <w:sz w:val="24"/>
+          <w:szCs w:val="24"/>
+        </w:rPr>
+        <w:t>Wi</w:t>
+      </w:r>
+      <w:proofErr w:type="spellEnd"/>
+      <w:r>
+        <w:rPr>
+          <w:sz w:val="24"/>
+          <w:szCs w:val="24"/>
+        </w:rPr>
+        <w:t>-Fi" или "Ethernet") и покажите соответствующее значение в столбце "Физический адрес" (вида XX-XX-XX-XX-XX-XX).</w:t>
+      </w:r>
+    </w:p>
+    <w:p>
+      <w:pPr>
+        <w:rPr>
+          <w:sz w:val="24"/>
+          <w:szCs w:val="24"/>
+        </w:rPr>
+      </w:pPr>
+    </w:p>
+    <w:p>
+      <w:pPr>
+        <w:rPr>
+          <w:b/>
+          <w:bCs/>
+          <w:sz w:val="24"/>
+          <w:szCs w:val="24"/>
+        </w:rPr>
+      </w:pPr>
+      <w:r>
+        <w:rPr>
+          <w:b/>
+          <w:bCs/>
+          <w:sz w:val="24"/>
+          <w:szCs w:val="24"/>
+        </w:rPr>
+        <w:t>№3. Проверка доступности узла и задержек</w:t>
+      </w:r>
+    </w:p>
+    <w:p>
+      <w:pPr>
+        <w:rPr>
+          <w:sz w:val="24"/>
+          <w:szCs w:val="24"/>
+        </w:rPr>
+      </w:pPr>
+      <w:r>
+        <w:rPr>
+          <w:b/>
+          <w:bCs/>
+          <w:sz w:val="24"/>
+          <w:szCs w:val="24"/>
+        </w:rPr>
+        <w:t>Вопрос:</w:t>
+      </w:r>
+      <w:r>
+        <w:rPr>
+          <w:sz w:val="24"/>
+          <w:szCs w:val="24"/>
+        </w:rPr>
+        <w:t xml:space="preserve"> С помощью какого инструмента проверяется наличие маршрута до удаленного сервера? Какое сочетание клавиш позволяет принудительно остановить процесс циклической отправки пакетов и вывести финальную статистику потерь? </w:t>
+      </w:r>
+      <w:r>
+        <w:rPr>
+          <w:b/>
+          <w:bCs/>
+          <w:sz w:val="24"/>
+          <w:szCs w:val="24"/>
+        </w:rPr>
+        <w:t>Ответ:</w:t>
+      </w:r>
+      <w:r>
+        <w:rPr>
+          <w:sz w:val="24"/>
+          <w:szCs w:val="24"/>
+        </w:rPr>
+        <w:t xml:space="preserve"> Инструмент: </w:t>
+      </w:r>
+      <w:proofErr w:type="spellStart"/>
+      <w:r>
+        <w:rPr>
+          <w:sz w:val="24"/>
+          <w:szCs w:val="24"/>
+        </w:rPr>
+        <w:t>ping</w:t>
+      </w:r>
+      <w:proofErr w:type="spellEnd"/>
+      <w:r>
+        <w:rPr>
+          <w:sz w:val="24"/>
+          <w:szCs w:val="24"/>
+        </w:rPr>
+        <w:t>. Сочетание клавиш для остановки и вывода статистики: Ctrl + C.</w:t>
+      </w:r>
+    </w:p>
+    <w:p>
+      <w:pPr>
+        <w:rPr>
+          <w:sz w:val="24"/>
+          <w:szCs w:val="24"/>
+        </w:rPr>
+      </w:pPr>
+      <w:r>
+        <w:rPr>
+          <w:b/>
+          <w:bCs/>
+          <w:sz w:val="24"/>
+          <w:szCs w:val="24"/>
+        </w:rPr>
+        <w:t>Вопрос:</w:t>
+      </w:r>
+      <w:r>
+        <w:rPr>
+          <w:sz w:val="24"/>
+          <w:szCs w:val="24"/>
+        </w:rPr>
+        <w:t xml:space="preserve"> Запустите непрерывный опрос любого известного сайта (например, google.com) и через 5–10 секунд прервите его, показав преподавателю процент утерянных пакетов. </w:t>
+      </w:r>
+      <w:r>
+        <w:rPr>
+          <w:b/>
+          <w:bCs/>
+          <w:sz w:val="24"/>
+          <w:szCs w:val="24"/>
+        </w:rPr>
+        <w:t>Действие для защиты:</w:t>
+      </w:r>
+      <w:r>
+        <w:rPr>
+          <w:sz w:val="24"/>
+          <w:szCs w:val="24"/>
+        </w:rPr>
+        <w:t xml:space="preserve"> Введите </w:t>
+      </w:r>
+      <w:proofErr w:type="spellStart"/>
+      <w:r>
+        <w:rPr>
+          <w:sz w:val="24"/>
+          <w:szCs w:val="24"/>
+        </w:rPr>
+        <w:t>ping</w:t>
+      </w:r>
+      <w:proofErr w:type="spellEnd"/>
+      <w:r>
+        <w:rPr>
+          <w:sz w:val="24"/>
+          <w:szCs w:val="24"/>
+        </w:rPr>
+        <w:t xml:space="preserve"> google.com -t. Подождите 5–10 секунд. Нажмите Ctrl + C. В появившейся статистике укажите строку "Потеряно: X%" (в идеале должно быть 0%).</w:t>
+      </w:r>
+    </w:p>
+    <w:p>
+      <w:pPr>
+        <w:rPr>
+          <w:sz w:val="24"/>
+          <w:szCs w:val="24"/>
+        </w:rPr>
+      </w:pPr>
+    </w:p>
+    <w:p>
+      <w:pPr>
+        <w:rPr>
+          <w:b/>
+          <w:bCs/>
+          <w:sz w:val="24"/>
+          <w:szCs w:val="24"/>
+        </w:rPr>
+      </w:pPr>
+      <w:r>
+        <w:rPr>
+          <w:b/>
+          <w:bCs/>
+          <w:sz w:val="24"/>
+          <w:szCs w:val="24"/>
+        </w:rPr>
+        <w:t>№4. Трассировка сетевого маршрута</w:t>
+      </w:r>
+    </w:p>
+    <w:p>
+      <w:pPr>
+        <w:rPr>
+          <w:sz w:val="24"/>
+          <w:szCs w:val="24"/>
+        </w:rPr>
+      </w:pPr>
+      <w:r>
+        <w:rPr>
+          <w:b/>
+          <w:bCs/>
+          <w:sz w:val="24"/>
+          <w:szCs w:val="24"/>
+        </w:rPr>
+        <w:lastRenderedPageBreak/>
+        <w:t>Вопрос:</w:t>
+      </w:r>
+      <w:r>
+        <w:rPr>
+          <w:sz w:val="24"/>
+          <w:szCs w:val="24"/>
+        </w:rPr>
+        <w:t xml:space="preserve"> На основе какого протокола и какого механизма пакетов IP (время жизни) утилита трассировки определяет промежуточные узлы? В чем разница между командами </w:t>
+      </w:r>
+      <w:proofErr w:type="spellStart"/>
+      <w:r>
+        <w:rPr>
+          <w:sz w:val="24"/>
+          <w:szCs w:val="24"/>
+        </w:rPr>
+        <w:t>tracert</w:t>
+      </w:r>
+      <w:proofErr w:type="spellEnd"/>
+      <w:r>
+        <w:rPr>
+          <w:sz w:val="24"/>
+          <w:szCs w:val="24"/>
+        </w:rPr>
+        <w:t xml:space="preserve"> и </w:t>
+      </w:r>
+      <w:proofErr w:type="spellStart"/>
+      <w:r>
+        <w:rPr>
+          <w:sz w:val="24"/>
+          <w:szCs w:val="24"/>
+        </w:rPr>
+        <w:t>pathping</w:t>
+      </w:r>
+      <w:proofErr w:type="spellEnd"/>
+      <w:r>
+        <w:rPr>
+          <w:sz w:val="24"/>
+          <w:szCs w:val="24"/>
+        </w:rPr>
+        <w:t xml:space="preserve">? </w:t>
+      </w:r>
+      <w:r>
+        <w:rPr>
+          <w:b/>
+          <w:bCs/>
+          <w:sz w:val="24"/>
+          <w:szCs w:val="24"/>
+        </w:rPr>
+        <w:t>Ответ:</w:t>
+      </w:r>
+      <w:r>
+        <w:rPr>
+          <w:sz w:val="24"/>
+          <w:szCs w:val="24"/>
+        </w:rPr>
+        <w:t xml:space="preserve"> Утилита работает на основе протокола ICMP (в Windows), используя механизм инкрементального увеличения поля TTL (Time To Live, время жизни) в заголовке IP-пакета. Каждый маршрутизатор уменьшает TTL на 1; когда TTL становится 0, маршрутизатор отбрасывает пакет и отправляет обратно ICMP-сообщение, раскрывая свой адрес. Разница: </w:t>
+      </w:r>
+      <w:proofErr w:type="spellStart"/>
+      <w:r>
+        <w:rPr>
+          <w:sz w:val="24"/>
+          <w:szCs w:val="24"/>
+        </w:rPr>
+        <w:t>tracert</w:t>
+      </w:r>
+      <w:proofErr w:type="spellEnd"/>
+      <w:r>
+        <w:rPr>
+          <w:sz w:val="24"/>
+          <w:szCs w:val="24"/>
+        </w:rPr>
+        <w:t xml:space="preserve"> просто определяет путь, отправляя по 3 пакета на каждый узел. </w:t>
+      </w:r>
+      <w:proofErr w:type="spellStart"/>
+      <w:r>
+        <w:rPr>
+          <w:sz w:val="24"/>
+          <w:szCs w:val="24"/>
+        </w:rPr>
+        <w:t>pathping</w:t>
+      </w:r>
+      <w:proofErr w:type="spellEnd"/>
+      <w:r>
+        <w:rPr>
+          <w:sz w:val="24"/>
+          <w:szCs w:val="24"/>
+        </w:rPr>
+        <w:t xml:space="preserve"> сначала определяет путь, а затем в течение длительного времени (до 300 секунд) отправляет множество пакетов на каждый узел, чтобы рассчитать точную статистику потерь и задержек на каждом конкретном маршрутизаторе.</w:t>
+      </w:r>
+    </w:p>
+    <w:p>
+      <w:pPr>
+        <w:rPr>
+          <w:sz w:val="24"/>
+          <w:szCs w:val="24"/>
+        </w:rPr>
+      </w:pPr>
+      <w:r>
+        <w:rPr>
+          <w:b/>
+          <w:bCs/>
+          <w:sz w:val="24"/>
+          <w:szCs w:val="24"/>
+        </w:rPr>
+        <w:t>Вопрос:</w:t>
+      </w:r>
+      <w:r>
+        <w:rPr>
+          <w:sz w:val="24"/>
+          <w:szCs w:val="24"/>
+        </w:rPr>
+        <w:t xml:space="preserve"> Определите, сколько промежуточных маршрутизаторов (</w:t>
+      </w:r>
+      <w:proofErr w:type="spellStart"/>
+      <w:r>
+        <w:rPr>
+          <w:sz w:val="24"/>
+          <w:szCs w:val="24"/>
+        </w:rPr>
+        <w:t>хопов</w:t>
+      </w:r>
+      <w:proofErr w:type="spellEnd"/>
+      <w:r>
+        <w:rPr>
+          <w:sz w:val="24"/>
+          <w:szCs w:val="24"/>
+        </w:rPr>
+        <w:t xml:space="preserve">) преодолевает пакет от вашего ПК до целевого сайта, выполнив базовую трассировку. </w:t>
+      </w:r>
+      <w:r>
+        <w:rPr>
+          <w:b/>
+          <w:bCs/>
+          <w:sz w:val="24"/>
+          <w:szCs w:val="24"/>
+        </w:rPr>
+        <w:t>Действие для защиты:</w:t>
+      </w:r>
+      <w:r>
+        <w:rPr>
+          <w:sz w:val="24"/>
+          <w:szCs w:val="24"/>
+        </w:rPr>
+        <w:t xml:space="preserve"> Введите </w:t>
+      </w:r>
+      <w:proofErr w:type="spellStart"/>
+      <w:r>
+        <w:rPr>
+          <w:sz w:val="24"/>
+          <w:szCs w:val="24"/>
+        </w:rPr>
+        <w:t>tracert</w:t>
+      </w:r>
+      <w:proofErr w:type="spellEnd"/>
+      <w:r>
+        <w:rPr>
+          <w:sz w:val="24"/>
+          <w:szCs w:val="24"/>
+        </w:rPr>
+        <w:t xml:space="preserve"> yandex.ru (или другой сайт). Посчитайте количество пронумерованных строк до конечного пункта назначения и назовите это число преподавателю.</w:t>
+      </w:r>
+    </w:p>
+    <w:p>
+      <w:pPr>
+        <w:rPr>
+          <w:sz w:val="24"/>
+          <w:szCs w:val="24"/>
+        </w:rPr>
+      </w:pPr>
+    </w:p>
+    <w:p>
+      <w:pPr>
+        <w:rPr>
+          <w:b/>
+          <w:bCs/>
+          <w:sz w:val="24"/>
+          <w:szCs w:val="24"/>
+        </w:rPr>
+      </w:pPr>
+      <w:r>
+        <w:rPr>
+          <w:b/>
+          <w:bCs/>
+          <w:sz w:val="24"/>
+          <w:szCs w:val="24"/>
+        </w:rPr>
+        <w:t>№5. Преобразование имен (Разрешение DNS)</w:t>
+      </w:r>
+    </w:p>
+    <w:p>
+      <w:pPr>
+        <w:rPr>
+          <w:sz w:val="24"/>
+          <w:szCs w:val="24"/>
+        </w:rPr>
+      </w:pPr>
+      <w:r>
+        <w:rPr>
+          <w:b/>
+          <w:bCs/>
+          <w:sz w:val="24"/>
+          <w:szCs w:val="24"/>
+        </w:rPr>
+        <w:t>Вопрос:</w:t>
+      </w:r>
+      <w:r>
+        <w:rPr>
+          <w:sz w:val="24"/>
+          <w:szCs w:val="24"/>
+        </w:rPr>
+        <w:t xml:space="preserve"> Если удаленный сервер отлично </w:t>
+      </w:r>
+      <w:proofErr w:type="spellStart"/>
+      <w:r>
+        <w:rPr>
+          <w:sz w:val="24"/>
+          <w:szCs w:val="24"/>
+        </w:rPr>
+        <w:t>пингуется</w:t>
+      </w:r>
+      <w:proofErr w:type="spellEnd"/>
+      <w:r>
+        <w:rPr>
+          <w:sz w:val="24"/>
+          <w:szCs w:val="24"/>
+        </w:rPr>
+        <w:t xml:space="preserve"> по его IP-адресу, но при попытке </w:t>
+      </w:r>
+      <w:proofErr w:type="spellStart"/>
+      <w:r>
+        <w:rPr>
+          <w:sz w:val="24"/>
+          <w:szCs w:val="24"/>
+        </w:rPr>
+        <w:t>пинга</w:t>
+      </w:r>
+      <w:proofErr w:type="spellEnd"/>
+      <w:r>
+        <w:rPr>
+          <w:sz w:val="24"/>
+          <w:szCs w:val="24"/>
+        </w:rPr>
+        <w:t xml:space="preserve"> по буквенному доменному имени выдает ошибку, в какой системе возникла неполадка? Какая утилита создана для ручной проверки записей на DNS-серверах? </w:t>
+      </w:r>
+      <w:r>
+        <w:rPr>
+          <w:b/>
+          <w:bCs/>
+          <w:sz w:val="24"/>
+          <w:szCs w:val="24"/>
+        </w:rPr>
+        <w:t>Ответ:</w:t>
+      </w:r>
+      <w:r>
+        <w:rPr>
+          <w:sz w:val="24"/>
+          <w:szCs w:val="24"/>
+        </w:rPr>
+        <w:t xml:space="preserve"> Неполадка возникла в системе DNS (Domain Name System), которая не может преобразовать имя в IP-адрес. Утилита для ручной проверки: </w:t>
+      </w:r>
+      <w:proofErr w:type="spellStart"/>
+      <w:r>
+        <w:rPr>
+          <w:sz w:val="24"/>
+          <w:szCs w:val="24"/>
+        </w:rPr>
+        <w:t>nslookup</w:t>
+      </w:r>
+      <w:proofErr w:type="spellEnd"/>
+      <w:r>
+        <w:rPr>
+          <w:sz w:val="24"/>
+          <w:szCs w:val="24"/>
+        </w:rPr>
+        <w:t>.</w:t>
+      </w:r>
+    </w:p>
+    <w:p>
+      <w:pPr>
+        <w:rPr>
+          <w:sz w:val="24"/>
+          <w:szCs w:val="24"/>
+        </w:rPr>
+      </w:pPr>
+      <w:r>
+        <w:rPr>
+          <w:b/>
+          <w:bCs/>
+          <w:sz w:val="24"/>
+          <w:szCs w:val="24"/>
+        </w:rPr>
+        <w:t>Вопрос:</w:t>
+      </w:r>
+      <w:r>
+        <w:rPr>
+          <w:sz w:val="24"/>
+          <w:szCs w:val="24"/>
+        </w:rPr>
+        <w:t xml:space="preserve"> Выполните запрос к службе DNS, чтобы узнать, какие IP-адреса принадлежат сайту вашего университета (или любому популярному порталу). </w:t>
+      </w:r>
+      <w:r>
+        <w:rPr>
+          <w:b/>
+          <w:bCs/>
+          <w:sz w:val="24"/>
+          <w:szCs w:val="24"/>
+        </w:rPr>
+        <w:t>Действие для защиты:</w:t>
+      </w:r>
+      <w:r>
+        <w:rPr>
+          <w:sz w:val="24"/>
+          <w:szCs w:val="24"/>
+        </w:rPr>
+        <w:t xml:space="preserve"> Введите </w:t>
+      </w:r>
+      <w:proofErr w:type="spellStart"/>
+      <w:r>
+        <w:rPr>
+          <w:sz w:val="24"/>
+          <w:szCs w:val="24"/>
+        </w:rPr>
+        <w:t>nslookup</w:t>
+      </w:r>
+      <w:proofErr w:type="spellEnd"/>
+      <w:r>
+        <w:rPr>
+          <w:sz w:val="24"/>
+          <w:szCs w:val="24"/>
+        </w:rPr>
+        <w:t xml:space="preserve"> yandex.ru (или сайт вашего вуза). Покажите преподавателю секцию "</w:t>
+      </w:r>
+      <w:proofErr w:type="spellStart"/>
+      <w:r>
+        <w:rPr>
+          <w:sz w:val="24"/>
+          <w:szCs w:val="24"/>
+        </w:rPr>
+        <w:t>Addresses</w:t>
+      </w:r>
+      <w:proofErr w:type="spellEnd"/>
+      <w:r>
+        <w:rPr>
+          <w:sz w:val="24"/>
+          <w:szCs w:val="24"/>
+        </w:rPr>
+        <w:t>" (Адреса) в выводе команды.</w:t>
+      </w:r>
+    </w:p>
+    <w:p>
+      <w:pPr>
+        <w:rPr>
+          <w:sz w:val="24"/>
+          <w:szCs w:val="24"/>
+        </w:rPr>
+      </w:pPr>
+    </w:p>
+    <w:p>
+      <w:pPr>
+        <w:rPr>
+          <w:b/>
+          <w:bCs/>
+          <w:sz w:val="24"/>
+          <w:szCs w:val="24"/>
+        </w:rPr>
+      </w:pPr>
+      <w:r>
+        <w:rPr>
+          <w:b/>
+          <w:bCs/>
+          <w:sz w:val="24"/>
+          <w:szCs w:val="24"/>
+        </w:rPr>
+        <w:t>№6. Мониторинг сетевой активности ПК</w:t>
+      </w:r>
+    </w:p>
+    <w:p>
+      <w:pPr>
+        <w:rPr>
+          <w:sz w:val="24"/>
+          <w:szCs w:val="24"/>
+        </w:rPr>
+      </w:pPr>
+      <w:r>
+        <w:rPr>
+          <w:b/>
+          <w:bCs/>
+          <w:sz w:val="24"/>
+          <w:szCs w:val="24"/>
+        </w:rPr>
+        <w:t>Вопрос:</w:t>
+      </w:r>
+      <w:r>
+        <w:rPr>
+          <w:sz w:val="24"/>
+          <w:szCs w:val="24"/>
+        </w:rPr>
+        <w:t xml:space="preserve"> С помощью какого инструмента можно узнать, какие порты открыты на вашем компьютере и какие внешние IP-адреса к ним сейчас подключены? Какое состояние (статус) указывает на то, что TCP-сессия успешно установлена? </w:t>
+      </w:r>
+      <w:r>
+        <w:rPr>
+          <w:b/>
+          <w:bCs/>
+          <w:sz w:val="24"/>
+          <w:szCs w:val="24"/>
+        </w:rPr>
+        <w:t>Ответ:</w:t>
+      </w:r>
+      <w:r>
+        <w:rPr>
+          <w:sz w:val="24"/>
+          <w:szCs w:val="24"/>
+        </w:rPr>
+        <w:t xml:space="preserve"> Инструмент: </w:t>
+      </w:r>
+      <w:proofErr w:type="spellStart"/>
+      <w:r>
+        <w:rPr>
+          <w:sz w:val="24"/>
+          <w:szCs w:val="24"/>
+        </w:rPr>
+        <w:t>netstat</w:t>
+      </w:r>
+      <w:proofErr w:type="spellEnd"/>
+      <w:r>
+        <w:rPr>
+          <w:sz w:val="24"/>
+          <w:szCs w:val="24"/>
+        </w:rPr>
+        <w:t>. Статус, указывающий на успешно установленную TCP-сессию: ESTABLISHED.</w:t>
+      </w:r>
+    </w:p>
+    <w:p>
+      <w:pPr>
+        <w:rPr>
+          <w:sz w:val="24"/>
+          <w:szCs w:val="24"/>
+        </w:rPr>
+      </w:pPr>
+      <w:r>
+        <w:rPr>
+          <w:b/>
+          <w:bCs/>
+          <w:sz w:val="24"/>
+          <w:szCs w:val="24"/>
+        </w:rPr>
+        <w:t>Вопрос:</w:t>
+      </w:r>
+      <w:r>
+        <w:rPr>
+          <w:sz w:val="24"/>
+          <w:szCs w:val="24"/>
+        </w:rPr>
+        <w:t xml:space="preserve"> Выведите на экран список всех текущих активных сетевых подключений вашего компьютера по протоколу TCP. </w:t>
+      </w:r>
+      <w:r>
+        <w:rPr>
+          <w:b/>
+          <w:bCs/>
+          <w:sz w:val="24"/>
+          <w:szCs w:val="24"/>
+        </w:rPr>
+        <w:t>Действие для защиты:</w:t>
+      </w:r>
+      <w:r>
+        <w:rPr>
+          <w:sz w:val="24"/>
+          <w:szCs w:val="24"/>
+        </w:rPr>
+        <w:t xml:space="preserve"> Введите </w:t>
+      </w:r>
+      <w:proofErr w:type="spellStart"/>
+      <w:r>
+        <w:rPr>
+          <w:sz w:val="24"/>
+          <w:szCs w:val="24"/>
+        </w:rPr>
+        <w:t>netstat</w:t>
+      </w:r>
+      <w:proofErr w:type="spellEnd"/>
+      <w:r>
+        <w:rPr>
+          <w:sz w:val="24"/>
+          <w:szCs w:val="24"/>
+        </w:rPr>
+        <w:t xml:space="preserve"> -</w:t>
+      </w:r>
+      <w:proofErr w:type="spellStart"/>
+      <w:r>
+        <w:rPr>
+          <w:sz w:val="24"/>
+          <w:szCs w:val="24"/>
+        </w:rPr>
+        <w:t>an</w:t>
+      </w:r>
+      <w:proofErr w:type="spellEnd"/>
+      <w:r>
+        <w:rPr>
+          <w:sz w:val="24"/>
+          <w:szCs w:val="24"/>
+        </w:rPr>
+        <w:t xml:space="preserve"> | </w:t>
+      </w:r>
+      <w:proofErr w:type="spellStart"/>
+      <w:r>
+        <w:rPr>
+          <w:sz w:val="24"/>
+          <w:szCs w:val="24"/>
+        </w:rPr>
+        <w:t>findstr</w:t>
+      </w:r>
+      <w:proofErr w:type="spellEnd"/>
+      <w:r>
+        <w:rPr>
+          <w:sz w:val="24"/>
+          <w:szCs w:val="24"/>
+        </w:rPr>
+        <w:t xml:space="preserve"> ESTABLISHED (или просто </w:t>
+      </w:r>
+      <w:proofErr w:type="spellStart"/>
+      <w:r>
+        <w:rPr>
+          <w:sz w:val="24"/>
+          <w:szCs w:val="24"/>
+        </w:rPr>
+        <w:t>netstat</w:t>
+      </w:r>
+      <w:proofErr w:type="spellEnd"/>
+      <w:r>
+        <w:rPr>
+          <w:sz w:val="24"/>
+          <w:szCs w:val="24"/>
+        </w:rPr>
+        <w:t xml:space="preserve"> -</w:t>
+      </w:r>
+      <w:proofErr w:type="spellStart"/>
+      <w:r>
+        <w:rPr>
+          <w:sz w:val="24"/>
+          <w:szCs w:val="24"/>
+        </w:rPr>
+        <w:t>an</w:t>
+      </w:r>
+      <w:proofErr w:type="spellEnd"/>
+      <w:r>
+        <w:rPr>
+          <w:sz w:val="24"/>
+          <w:szCs w:val="24"/>
+        </w:rPr>
+        <w:t xml:space="preserve"> и найдите строки с протоколом TCP и состоянием ESTABLISHED). Покажите локальный порт и внешний IP-адрес.</w:t>
+      </w:r>
+    </w:p>
+    <w:p>
+      <w:pPr>
+        <w:rPr>
+          <w:sz w:val="24"/>
+          <w:szCs w:val="24"/>
+        </w:rPr>
+      </w:pPr>
+    </w:p>
+    <w:p>
+      <w:pPr>
+        <w:rPr>
+          <w:b/>
+          <w:bCs/>
+          <w:sz w:val="24"/>
+          <w:szCs w:val="24"/>
+        </w:rPr>
+      </w:pPr>
+      <w:r>
+        <w:rPr>
+          <w:b/>
+          <w:bCs/>
+          <w:sz w:val="24"/>
+          <w:szCs w:val="24"/>
+        </w:rPr>
+        <w:t>№7. Локальный хост и имя системы</w:t>
+      </w:r>
+    </w:p>
+    <w:p>
+      <w:pPr>
+        <w:rPr>
+          <w:sz w:val="24"/>
+          <w:szCs w:val="24"/>
+        </w:rPr>
+      </w:pPr>
+      <w:r>
+        <w:rPr>
+          <w:b/>
+          <w:bCs/>
+          <w:sz w:val="24"/>
+          <w:szCs w:val="24"/>
+        </w:rPr>
+        <w:t>Вопрос:</w:t>
+      </w:r>
+      <w:r>
+        <w:rPr>
+          <w:sz w:val="24"/>
+          <w:szCs w:val="24"/>
+        </w:rPr>
+        <w:t xml:space="preserve"> Какое доменное имя и какой IP-адрес зарезервированы для обращения компьютера к самому себе (интерфейс обратной петли)? С помощью какой утилиты </w:t>
+      </w:r>
+      <w:r>
+        <w:rPr>
+          <w:sz w:val="24"/>
+          <w:szCs w:val="24"/>
+        </w:rPr>
+        <w:lastRenderedPageBreak/>
+        <w:t xml:space="preserve">можно мгновенно узнать сетевое имя самого ПК? </w:t>
+      </w:r>
+      <w:r>
+        <w:rPr>
+          <w:b/>
+          <w:bCs/>
+          <w:sz w:val="24"/>
+          <w:szCs w:val="24"/>
+        </w:rPr>
+        <w:t>Ответ:</w:t>
+      </w:r>
+      <w:r>
+        <w:rPr>
+          <w:sz w:val="24"/>
+          <w:szCs w:val="24"/>
+        </w:rPr>
+        <w:t xml:space="preserve"> Доменное имя: </w:t>
+      </w:r>
+      <w:proofErr w:type="spellStart"/>
+      <w:r>
+        <w:rPr>
+          <w:sz w:val="24"/>
+          <w:szCs w:val="24"/>
+        </w:rPr>
+        <w:t>localhost</w:t>
+      </w:r>
+      <w:proofErr w:type="spellEnd"/>
+      <w:r>
+        <w:rPr>
+          <w:sz w:val="24"/>
+          <w:szCs w:val="24"/>
+        </w:rPr>
+        <w:t xml:space="preserve">. IP-адрес: 127.0.0.1 (для IPv4). Утилита для узнавания имени ПК: </w:t>
+      </w:r>
+      <w:proofErr w:type="spellStart"/>
+      <w:r>
+        <w:rPr>
+          <w:sz w:val="24"/>
+          <w:szCs w:val="24"/>
+        </w:rPr>
+        <w:t>hostname</w:t>
+      </w:r>
+      <w:proofErr w:type="spellEnd"/>
+      <w:r>
+        <w:rPr>
+          <w:sz w:val="24"/>
+          <w:szCs w:val="24"/>
+        </w:rPr>
+        <w:t>.</w:t>
+      </w:r>
+    </w:p>
+    <w:p>
+      <w:pPr>
+        <w:rPr>
+          <w:sz w:val="24"/>
+          <w:szCs w:val="24"/>
+        </w:rPr>
+      </w:pPr>
+      <w:r>
+        <w:rPr>
+          <w:b/>
+          <w:bCs/>
+          <w:sz w:val="24"/>
+          <w:szCs w:val="24"/>
+        </w:rPr>
+        <w:t>Вопрос:</w:t>
+      </w:r>
+      <w:r>
+        <w:rPr>
+          <w:sz w:val="24"/>
+          <w:szCs w:val="24"/>
+        </w:rPr>
+        <w:t xml:space="preserve"> Выведите на экран имя вашего компьютера, а затем покажите успешный </w:t>
+      </w:r>
+      <w:proofErr w:type="spellStart"/>
+      <w:r>
+        <w:rPr>
+          <w:sz w:val="24"/>
+          <w:szCs w:val="24"/>
+        </w:rPr>
+        <w:t>пинг</w:t>
+      </w:r>
+      <w:proofErr w:type="spellEnd"/>
+      <w:r>
+        <w:rPr>
+          <w:sz w:val="24"/>
+          <w:szCs w:val="24"/>
+        </w:rPr>
+        <w:t xml:space="preserve"> до локального адреса обратной связи. </w:t>
+      </w:r>
+      <w:r>
+        <w:rPr>
+          <w:b/>
+          <w:bCs/>
+          <w:sz w:val="24"/>
+          <w:szCs w:val="24"/>
+        </w:rPr>
+        <w:t>Действие для защиты:</w:t>
+      </w:r>
+      <w:r>
+        <w:rPr>
+          <w:sz w:val="24"/>
+          <w:szCs w:val="24"/>
+        </w:rPr>
+        <w:t xml:space="preserve"> Введите </w:t>
+      </w:r>
+      <w:proofErr w:type="spellStart"/>
+      <w:r>
+        <w:rPr>
+          <w:sz w:val="24"/>
+          <w:szCs w:val="24"/>
+        </w:rPr>
+        <w:t>hostname</w:t>
+      </w:r>
+      <w:proofErr w:type="spellEnd"/>
+      <w:r>
+        <w:rPr>
+          <w:sz w:val="24"/>
+          <w:szCs w:val="24"/>
+        </w:rPr>
+        <w:t xml:space="preserve"> и назовите имя. Затем введите </w:t>
+      </w:r>
+      <w:proofErr w:type="spellStart"/>
+      <w:r>
+        <w:rPr>
+          <w:sz w:val="24"/>
+          <w:szCs w:val="24"/>
+        </w:rPr>
+        <w:t>ping</w:t>
+      </w:r>
+      <w:proofErr w:type="spellEnd"/>
+      <w:r>
+        <w:rPr>
+          <w:sz w:val="24"/>
+          <w:szCs w:val="24"/>
+        </w:rPr>
+        <w:t xml:space="preserve"> 127.0.0.1 и покажите успешные ответы ("Ответ от 127.0.0.1: число байт=32 время&lt;1мс TTL=128").</w:t>
+      </w:r>
+    </w:p>
+    <w:p>
+      <w:pPr>
+        <w:rPr>
+          <w:sz w:val="24"/>
+          <w:szCs w:val="24"/>
+        </w:rPr>
+      </w:pPr>
+    </w:p>
+    <w:p>
+      <w:pPr>
+        <w:rPr>
+          <w:b/>
+          <w:bCs/>
+          <w:sz w:val="24"/>
+          <w:szCs w:val="24"/>
+        </w:rPr>
+      </w:pPr>
+      <w:r>
+        <w:rPr>
+          <w:b/>
+          <w:bCs/>
+          <w:sz w:val="24"/>
+          <w:szCs w:val="24"/>
+        </w:rPr>
+        <w:t>№8. Разница между IPv4 и IPv6 адресацией</w:t>
+      </w:r>
+    </w:p>
+    <w:p>
+      <w:pPr>
+        <w:rPr>
+          <w:sz w:val="24"/>
+          <w:szCs w:val="24"/>
+        </w:rPr>
+      </w:pPr>
+      <w:r>
+        <w:rPr>
+          <w:b/>
+          <w:bCs/>
+          <w:sz w:val="24"/>
+          <w:szCs w:val="24"/>
+        </w:rPr>
+        <w:t>Вопрос:</w:t>
+      </w:r>
+      <w:r>
+        <w:rPr>
+          <w:sz w:val="24"/>
+          <w:szCs w:val="24"/>
+        </w:rPr>
+        <w:t xml:space="preserve"> В каком формате записываются адреса IPv4 и IPv6, какова их разрядность в битах? Как выглядит аналог адреса </w:t>
+      </w:r>
+      <w:proofErr w:type="spellStart"/>
+      <w:r>
+        <w:rPr>
+          <w:sz w:val="24"/>
+          <w:szCs w:val="24"/>
+        </w:rPr>
+        <w:t>localhost</w:t>
+      </w:r>
+      <w:proofErr w:type="spellEnd"/>
+      <w:r>
+        <w:rPr>
+          <w:sz w:val="24"/>
+          <w:szCs w:val="24"/>
+        </w:rPr>
+        <w:t xml:space="preserve"> (127.0.0.1) в протоколе IPv6? </w:t>
+      </w:r>
+      <w:r>
+        <w:rPr>
+          <w:b/>
+          <w:bCs/>
+          <w:sz w:val="24"/>
+          <w:szCs w:val="24"/>
+        </w:rPr>
+        <w:t>Ответ:</w:t>
+      </w:r>
+      <w:r>
+        <w:rPr>
+          <w:sz w:val="24"/>
+          <w:szCs w:val="24"/>
+        </w:rPr>
+        <w:t xml:space="preserve"> IPv4: 32 бита, записывается в десятичном формате (4 октета через точку, например, 192.168.1.1). IPv6: 128 бит, записывается в шестнадцатеричном формате (8 групп по 4 символа через двоеточие, например, 2001:0db8::). Аналог </w:t>
+      </w:r>
+      <w:proofErr w:type="spellStart"/>
+      <w:r>
+        <w:rPr>
+          <w:sz w:val="24"/>
+          <w:szCs w:val="24"/>
+        </w:rPr>
+        <w:t>localhost</w:t>
+      </w:r>
+      <w:proofErr w:type="spellEnd"/>
+      <w:r>
+        <w:rPr>
+          <w:sz w:val="24"/>
+          <w:szCs w:val="24"/>
+        </w:rPr>
+        <w:t xml:space="preserve"> в IPv6: ::1.</w:t>
+      </w:r>
+    </w:p>
+    <w:p>
+      <w:pPr>
+        <w:rPr>
+          <w:sz w:val="24"/>
+          <w:szCs w:val="24"/>
+        </w:rPr>
+      </w:pPr>
+      <w:r>
+        <w:rPr>
+          <w:b/>
+          <w:bCs/>
+          <w:sz w:val="24"/>
+          <w:szCs w:val="24"/>
+        </w:rPr>
+        <w:t>Вопрос:</w:t>
+      </w:r>
+      <w:r>
+        <w:rPr>
+          <w:sz w:val="24"/>
+          <w:szCs w:val="24"/>
+        </w:rPr>
+        <w:t xml:space="preserve"> Откройте командную строку и покажите, присвоен ли вашему сетевому адаптеру IPv6-адрес (помимо IPv4). </w:t>
+      </w:r>
+      <w:r>
+        <w:rPr>
+          <w:b/>
+          <w:bCs/>
+          <w:sz w:val="24"/>
+          <w:szCs w:val="24"/>
+        </w:rPr>
+        <w:t>Действие для защиты:</w:t>
+      </w:r>
+      <w:r>
+        <w:rPr>
+          <w:sz w:val="24"/>
+          <w:szCs w:val="24"/>
+        </w:rPr>
+        <w:t xml:space="preserve"> Введите </w:t>
+      </w:r>
+      <w:proofErr w:type="spellStart"/>
+      <w:r>
+        <w:rPr>
+          <w:sz w:val="24"/>
+          <w:szCs w:val="24"/>
+        </w:rPr>
+        <w:t>ipconfig</w:t>
+      </w:r>
+      <w:proofErr w:type="spellEnd"/>
+      <w:r>
+        <w:rPr>
+          <w:sz w:val="24"/>
+          <w:szCs w:val="24"/>
+        </w:rPr>
+        <w:t>. Найдите строку IPv6-адрес (чаще всего там будет локальный адрес, начинающийся на fe80::). Укажите на него преподавателю.</w:t>
+      </w:r>
+    </w:p>
+    <w:p>
+      <w:pPr>
+        <w:rPr>
+          <w:sz w:val="24"/>
+          <w:szCs w:val="24"/>
+        </w:rPr>
+      </w:pPr>
+    </w:p>
+    <w:p>
+      <w:pPr>
+        <w:rPr>
+          <w:b/>
+          <w:bCs/>
+          <w:sz w:val="24"/>
+          <w:szCs w:val="24"/>
+        </w:rPr>
+      </w:pPr>
+      <w:r>
+        <w:rPr>
+          <w:b/>
+          <w:bCs/>
+          <w:sz w:val="24"/>
+          <w:szCs w:val="24"/>
+        </w:rPr>
+        <w:t>№9. Диагностика DNS-кэша на клиенте</w:t>
+      </w:r>
+    </w:p>
+    <w:p>
+      <w:pPr>
+        <w:rPr>
+          <w:sz w:val="24"/>
+          <w:szCs w:val="24"/>
+        </w:rPr>
+      </w:pPr>
+      <w:r>
+        <w:rPr>
+          <w:b/>
+          <w:bCs/>
+          <w:sz w:val="24"/>
+          <w:szCs w:val="24"/>
+        </w:rPr>
+        <w:t>Вопрос:</w:t>
+      </w:r>
+      <w:r>
+        <w:rPr>
+          <w:sz w:val="24"/>
+          <w:szCs w:val="24"/>
+        </w:rPr>
+        <w:t xml:space="preserve"> Зачем операционная система кэширует DNS-запросы? Какая команда позволяет обычному пользователю просмотреть содержимое этого локального кэша имен на компьютере? </w:t>
+      </w:r>
+      <w:r>
+        <w:rPr>
+          <w:b/>
+          <w:bCs/>
+          <w:sz w:val="24"/>
+          <w:szCs w:val="24"/>
+        </w:rPr>
+        <w:t>Ответ:</w:t>
+      </w:r>
+      <w:r>
+        <w:rPr>
+          <w:sz w:val="24"/>
+          <w:szCs w:val="24"/>
+        </w:rPr>
+        <w:t xml:space="preserve"> Кэширование ускоряет повторные обращения к одним и тем же сайтам и снижает нагрузку на сеть и DNS-серверы. Команда для просмотра: </w:t>
+      </w:r>
+      <w:proofErr w:type="spellStart"/>
+      <w:r>
+        <w:rPr>
+          <w:sz w:val="24"/>
+          <w:szCs w:val="24"/>
+        </w:rPr>
+        <w:t>ipconfig</w:t>
+      </w:r>
+      <w:proofErr w:type="spellEnd"/>
+      <w:r>
+        <w:rPr>
+          <w:sz w:val="24"/>
+          <w:szCs w:val="24"/>
+        </w:rPr>
+        <w:t xml:space="preserve"> /</w:t>
+      </w:r>
+      <w:proofErr w:type="spellStart"/>
+      <w:r>
+        <w:rPr>
+          <w:sz w:val="24"/>
+          <w:szCs w:val="24"/>
+        </w:rPr>
+        <w:t>displaydns</w:t>
+      </w:r>
+      <w:proofErr w:type="spellEnd"/>
+      <w:r>
+        <w:rPr>
+          <w:sz w:val="24"/>
+          <w:szCs w:val="24"/>
+        </w:rPr>
+        <w:t>.</w:t>
+      </w:r>
+    </w:p>
+    <w:p>
+      <w:pPr>
+        <w:rPr>
+          <w:sz w:val="24"/>
+          <w:szCs w:val="24"/>
+        </w:rPr>
+      </w:pPr>
+      <w:r>
+        <w:rPr>
+          <w:b/>
+          <w:bCs/>
+          <w:sz w:val="24"/>
+          <w:szCs w:val="24"/>
+        </w:rPr>
+        <w:t>Вопрос:</w:t>
+      </w:r>
+      <w:r>
+        <w:rPr>
+          <w:sz w:val="24"/>
+          <w:szCs w:val="24"/>
+        </w:rPr>
+        <w:t xml:space="preserve"> Выведите на экран список доменных имен и IP-адресов, которые ваш компьютер в последнее время сохранил в своей локальной памяти DNS. </w:t>
+      </w:r>
+      <w:r>
+        <w:rPr>
+          <w:b/>
+          <w:bCs/>
+          <w:sz w:val="24"/>
+          <w:szCs w:val="24"/>
+        </w:rPr>
+        <w:t>Действие для защиты:</w:t>
+      </w:r>
+      <w:r>
+        <w:rPr>
+          <w:sz w:val="24"/>
+          <w:szCs w:val="24"/>
+        </w:rPr>
+        <w:t xml:space="preserve"> Введите </w:t>
+      </w:r>
+      <w:proofErr w:type="spellStart"/>
+      <w:r>
+        <w:rPr>
+          <w:sz w:val="24"/>
+          <w:szCs w:val="24"/>
+        </w:rPr>
+        <w:t>ipconfig</w:t>
+      </w:r>
+      <w:proofErr w:type="spellEnd"/>
+      <w:r>
+        <w:rPr>
+          <w:sz w:val="24"/>
+          <w:szCs w:val="24"/>
+        </w:rPr>
+        <w:t xml:space="preserve"> /</w:t>
+      </w:r>
+      <w:proofErr w:type="spellStart"/>
+      <w:r>
+        <w:rPr>
+          <w:sz w:val="24"/>
+          <w:szCs w:val="24"/>
+        </w:rPr>
+        <w:t>displaydns</w:t>
+      </w:r>
+      <w:proofErr w:type="spellEnd"/>
+      <w:r>
+        <w:rPr>
+          <w:sz w:val="24"/>
+          <w:szCs w:val="24"/>
+        </w:rPr>
+        <w:t>. Пролистайте вывод и покажите любую пару "Имя записи" (</w:t>
+      </w:r>
+      <w:proofErr w:type="spellStart"/>
+      <w:r>
+        <w:rPr>
+          <w:sz w:val="24"/>
+          <w:szCs w:val="24"/>
+        </w:rPr>
+        <w:t>Record</w:t>
+      </w:r>
+      <w:proofErr w:type="spellEnd"/>
+      <w:r>
+        <w:rPr>
+          <w:sz w:val="24"/>
+          <w:szCs w:val="24"/>
+        </w:rPr>
+        <w:t xml:space="preserve"> Name) и соответствующий ей IP-адрес в блоке "Записи кэша".</w:t>
+      </w:r>
+    </w:p>
+    <w:p>
+      <w:pPr>
+        <w:rPr>
+          <w:sz w:val="24"/>
+          <w:szCs w:val="24"/>
+        </w:rPr>
+      </w:pPr>
+    </w:p>
+    <w:p>
+      <w:pPr>
+        <w:rPr>
+          <w:b/>
+          <w:bCs/>
+          <w:sz w:val="24"/>
+          <w:szCs w:val="24"/>
+        </w:rPr>
+      </w:pPr>
+      <w:r>
+        <w:rPr>
+          <w:b/>
+          <w:bCs/>
+          <w:sz w:val="24"/>
+          <w:szCs w:val="24"/>
+        </w:rPr>
+        <w:t>№10. Сбор общей информации о конфигурации ПК</w:t>
+      </w:r>
+    </w:p>
+    <w:p>
+      <w:pPr>
+        <w:rPr>
+          <w:sz w:val="24"/>
+          <w:szCs w:val="24"/>
+        </w:rPr>
+      </w:pPr>
+      <w:r>
+        <w:rPr>
+          <w:b/>
+          <w:bCs/>
+          <w:sz w:val="24"/>
+          <w:szCs w:val="24"/>
+        </w:rPr>
+        <w:t>Вопрос:</w:t>
+      </w:r>
+      <w:r>
+        <w:rPr>
+          <w:sz w:val="24"/>
+          <w:szCs w:val="24"/>
+        </w:rPr>
+        <w:t xml:space="preserve"> С помощью какой встроенной утилиты Windows можно получить полный технический паспорт компьютера, включая версию ОС, параметры процессора, объем ОЗУ и список сетевых адаптеров? </w:t>
+      </w:r>
+      <w:r>
+        <w:rPr>
+          <w:b/>
+          <w:bCs/>
+          <w:sz w:val="24"/>
+          <w:szCs w:val="24"/>
+        </w:rPr>
+        <w:t>Ответ:</w:t>
+      </w:r>
+      <w:r>
+        <w:rPr>
+          <w:sz w:val="24"/>
+          <w:szCs w:val="24"/>
+        </w:rPr>
+        <w:t xml:space="preserve"> Встроенная консольная утилита: </w:t>
+      </w:r>
+      <w:proofErr w:type="spellStart"/>
+      <w:r>
+        <w:rPr>
+          <w:sz w:val="24"/>
+          <w:szCs w:val="24"/>
+        </w:rPr>
+        <w:t>systeminfo</w:t>
+      </w:r>
+      <w:proofErr w:type="spellEnd"/>
+      <w:r>
+        <w:rPr>
+          <w:sz w:val="24"/>
+          <w:szCs w:val="24"/>
+        </w:rPr>
+        <w:t xml:space="preserve"> (графический аналог: msinfo32).</w:t>
+      </w:r>
+    </w:p>
+    <w:p>
+      <w:pPr>
+        <w:rPr>
+          <w:sz w:val="24"/>
+          <w:szCs w:val="24"/>
+        </w:rPr>
+      </w:pPr>
+      <w:r>
+        <w:rPr>
+          <w:b/>
+          <w:bCs/>
+          <w:sz w:val="24"/>
+          <w:szCs w:val="24"/>
+        </w:rPr>
+        <w:t>Вопрос:</w:t>
+      </w:r>
+      <w:r>
+        <w:rPr>
+          <w:sz w:val="24"/>
+          <w:szCs w:val="24"/>
+        </w:rPr>
+        <w:t xml:space="preserve"> Запустите сбор системной информации через командную строку и покажите преподавателю строчку, где указана модель вашего процессора и объем доступной памяти. </w:t>
+      </w:r>
+      <w:r>
+        <w:rPr>
+          <w:b/>
+          <w:bCs/>
+          <w:sz w:val="24"/>
+          <w:szCs w:val="24"/>
+        </w:rPr>
+        <w:t>Действие для защиты:</w:t>
+      </w:r>
+      <w:r>
+        <w:rPr>
+          <w:sz w:val="24"/>
+          <w:szCs w:val="24"/>
+        </w:rPr>
+        <w:t xml:space="preserve"> Введите </w:t>
+      </w:r>
+      <w:proofErr w:type="spellStart"/>
+      <w:r>
+        <w:rPr>
+          <w:sz w:val="24"/>
+          <w:szCs w:val="24"/>
+        </w:rPr>
+        <w:t>systeminfo</w:t>
+      </w:r>
+      <w:proofErr w:type="spellEnd"/>
+      <w:r>
+        <w:rPr>
+          <w:sz w:val="24"/>
+          <w:szCs w:val="24"/>
+        </w:rPr>
+        <w:t xml:space="preserve">. Дождитесь загрузки данных. Найдите и укажите строки: "Модель процессора" (Processor(s)) и "Полный объем физической памяти" (Total </w:t>
+      </w:r>
+      <w:proofErr w:type="spellStart"/>
+      <w:r>
+        <w:rPr>
+          <w:sz w:val="24"/>
+          <w:szCs w:val="24"/>
+        </w:rPr>
+        <w:t>Physical</w:t>
+      </w:r>
+      <w:proofErr w:type="spellEnd"/>
+      <w:r>
+        <w:rPr>
+          <w:sz w:val="24"/>
+          <w:szCs w:val="24"/>
+        </w:rPr>
+        <w:t xml:space="preserve"> Memory).</w:t>
+      </w:r>
+    </w:p>
+    <w:p>
+      <w:pPr>
+        <w:rPr>
+          <w:sz w:val="24"/>
+          <w:szCs w:val="24"/>
+        </w:rPr>
+      </w:pPr>
+    </w:p>
+    <w:p>
+      <w:pPr>
+        <w:rPr>
+          <w:b/>
+          <w:bCs/>
+          <w:sz w:val="24"/>
+          <w:szCs w:val="24"/>
+        </w:rPr>
+      </w:pPr>
+      <w:r>
+        <w:rPr>
+          <w:b/>
+          <w:bCs/>
+          <w:sz w:val="24"/>
+          <w:szCs w:val="24"/>
+        </w:rPr>
+        <w:t>№11. Проверка доступности шлюза по умолчанию</w:t>
+      </w:r>
+    </w:p>
+    <w:p>
+      <w:pPr>
+        <w:rPr>
+          <w:sz w:val="24"/>
+          <w:szCs w:val="24"/>
+        </w:rPr>
+      </w:pPr>
+      <w:r>
+        <w:rPr>
+          <w:b/>
+          <w:bCs/>
+          <w:sz w:val="24"/>
+          <w:szCs w:val="24"/>
+        </w:rPr>
+        <w:t>Вопрос:</w:t>
+      </w:r>
+      <w:r>
+        <w:rPr>
+          <w:sz w:val="24"/>
+          <w:szCs w:val="24"/>
+        </w:rPr>
+        <w:t xml:space="preserve"> Что такое основной шлюз (</w:t>
+      </w:r>
+      <w:proofErr w:type="spellStart"/>
+      <w:r>
+        <w:rPr>
+          <w:sz w:val="24"/>
+          <w:szCs w:val="24"/>
+        </w:rPr>
+        <w:t>Default</w:t>
+      </w:r>
+      <w:proofErr w:type="spellEnd"/>
+      <w:r>
+        <w:rPr>
+          <w:sz w:val="24"/>
+          <w:szCs w:val="24"/>
+        </w:rPr>
+        <w:t xml:space="preserve"> Gateway) в настройках сети? Если интернет на компьютере пропал, но </w:t>
+      </w:r>
+      <w:proofErr w:type="spellStart"/>
+      <w:r>
+        <w:rPr>
+          <w:sz w:val="24"/>
+          <w:szCs w:val="24"/>
+        </w:rPr>
+        <w:t>пинг</w:t>
+      </w:r>
+      <w:proofErr w:type="spellEnd"/>
+      <w:r>
+        <w:rPr>
+          <w:sz w:val="24"/>
+          <w:szCs w:val="24"/>
+        </w:rPr>
+        <w:t xml:space="preserve"> до адреса основного шлюза идет успешно, о чем это говорит? </w:t>
+      </w:r>
+      <w:r>
+        <w:rPr>
+          <w:b/>
+          <w:bCs/>
+          <w:sz w:val="24"/>
+          <w:szCs w:val="24"/>
+        </w:rPr>
+        <w:t>Ответ:</w:t>
+      </w:r>
+      <w:r>
+        <w:rPr>
+          <w:sz w:val="24"/>
+          <w:szCs w:val="24"/>
+        </w:rPr>
+        <w:t xml:space="preserve"> Основной шлюз — это IP-адрес локального маршрутизатора, который соединяет вашу локальную сеть с внешними сетями (Интернетом). Если </w:t>
+      </w:r>
+      <w:proofErr w:type="spellStart"/>
+      <w:r>
+        <w:rPr>
+          <w:sz w:val="24"/>
+          <w:szCs w:val="24"/>
+        </w:rPr>
+        <w:t>пинг</w:t>
+      </w:r>
+      <w:proofErr w:type="spellEnd"/>
+      <w:r>
+        <w:rPr>
+          <w:sz w:val="24"/>
+          <w:szCs w:val="24"/>
+        </w:rPr>
+        <w:t xml:space="preserve"> до шлюза проходит успешно, а интернета нет, это говорит о том, что проблема находится </w:t>
+      </w:r>
+      <w:r>
+        <w:rPr>
+          <w:i/>
+          <w:iCs/>
+          <w:sz w:val="24"/>
+          <w:szCs w:val="24"/>
+        </w:rPr>
+        <w:t>вне</w:t>
+      </w:r>
+      <w:r>
+        <w:rPr>
+          <w:sz w:val="24"/>
+          <w:szCs w:val="24"/>
+        </w:rPr>
+        <w:t xml:space="preserve"> вашей локальной сети (обрыв кабеля провайдера, проблема на стороне ISP, сбой WAN-порта роутера или проблемы с DNS), а ваше локальное подключение (</w:t>
+      </w:r>
+      <w:proofErr w:type="spellStart"/>
+      <w:r>
+        <w:rPr>
+          <w:sz w:val="24"/>
+          <w:szCs w:val="24"/>
+        </w:rPr>
+        <w:t>Wi</w:t>
+      </w:r>
+      <w:proofErr w:type="spellEnd"/>
+      <w:r>
+        <w:rPr>
+          <w:sz w:val="24"/>
+          <w:szCs w:val="24"/>
+        </w:rPr>
+        <w:t>-Fi/кабель) работает исправно.</w:t>
+      </w:r>
+    </w:p>
+    <w:p>
+      <w:pPr>
+        <w:rPr>
+          <w:sz w:val="24"/>
+          <w:szCs w:val="24"/>
+        </w:rPr>
+      </w:pPr>
+      <w:r>
+        <w:rPr>
+          <w:b/>
+          <w:bCs/>
+          <w:sz w:val="24"/>
+          <w:szCs w:val="24"/>
+        </w:rPr>
+        <w:t>Вопрос:</w:t>
+      </w:r>
+      <w:r>
+        <w:rPr>
+          <w:sz w:val="24"/>
+          <w:szCs w:val="24"/>
+        </w:rPr>
+        <w:t xml:space="preserve"> Сначала найдите IP-адрес вашего основного шлюза, а затем продемонстрируйте успешную проверку связи с ним. </w:t>
+      </w:r>
+      <w:r>
+        <w:rPr>
+          <w:b/>
+          <w:bCs/>
+          <w:sz w:val="24"/>
+          <w:szCs w:val="24"/>
+        </w:rPr>
+        <w:t>Действие для защиты:</w:t>
+      </w:r>
+      <w:r>
+        <w:rPr>
+          <w:sz w:val="24"/>
+          <w:szCs w:val="24"/>
+        </w:rPr>
+        <w:t xml:space="preserve"> Введите </w:t>
+      </w:r>
+      <w:proofErr w:type="spellStart"/>
+      <w:r>
+        <w:rPr>
+          <w:sz w:val="24"/>
+          <w:szCs w:val="24"/>
+        </w:rPr>
+        <w:t>ipconfig</w:t>
+      </w:r>
+      <w:proofErr w:type="spellEnd"/>
+      <w:r>
+        <w:rPr>
+          <w:sz w:val="24"/>
+          <w:szCs w:val="24"/>
+        </w:rPr>
+        <w:t xml:space="preserve">, найдите "Основной шлюз" (например, 192.168.1.1). Затем введите </w:t>
+      </w:r>
+      <w:proofErr w:type="spellStart"/>
+      <w:r>
+        <w:rPr>
+          <w:sz w:val="24"/>
+          <w:szCs w:val="24"/>
+        </w:rPr>
+        <w:t>ping</w:t>
+      </w:r>
+      <w:proofErr w:type="spellEnd"/>
+      <w:r>
+        <w:rPr>
+          <w:sz w:val="24"/>
+          <w:szCs w:val="24"/>
+        </w:rPr>
+        <w:t xml:space="preserve"> 192.168.1.1 (подставив свой адрес) и покажите успешные ответы.</w:t>
+      </w:r>
+    </w:p>
+    <w:p>
+      <w:pPr>
+        <w:rPr>
+          <w:sz w:val="24"/>
+          <w:szCs w:val="24"/>
+        </w:rPr>
+      </w:pPr>
+    </w:p>
+    <w:p>
+      <w:pPr>
+        <w:rPr>
+          <w:b/>
+          <w:bCs/>
+          <w:sz w:val="24"/>
+          <w:szCs w:val="24"/>
+        </w:rPr>
+      </w:pPr>
+      <w:r>
+        <w:rPr>
+          <w:b/>
+          <w:bCs/>
+          <w:sz w:val="24"/>
+          <w:szCs w:val="24"/>
+        </w:rPr>
+        <w:t>№12. Определение доменного имени по IP-адресу (обратный DNS)</w:t>
+      </w:r>
+    </w:p>
+    <w:p>
+      <w:pPr>
+        <w:rPr>
+          <w:sz w:val="24"/>
+          <w:szCs w:val="24"/>
+        </w:rPr>
+      </w:pPr>
+      <w:r>
+        <w:rPr>
+          <w:b/>
+          <w:bCs/>
+          <w:sz w:val="24"/>
+          <w:szCs w:val="24"/>
+        </w:rPr>
+        <w:t>Вопрос:</w:t>
+      </w:r>
+      <w:r>
+        <w:rPr>
+          <w:sz w:val="24"/>
+          <w:szCs w:val="24"/>
+        </w:rPr>
+        <w:t xml:space="preserve"> Какая команда и с каким специальным ключом позволяет выполнить «обратный запрос» — то есть попытаться узнать текстовое доменное имя удаленного сервера, зная только его цифровой IP-адрес? </w:t>
+      </w:r>
+      <w:r>
+        <w:rPr>
+          <w:b/>
+          <w:bCs/>
+          <w:sz w:val="24"/>
+          <w:szCs w:val="24"/>
+        </w:rPr>
+        <w:t>Ответ:</w:t>
+      </w:r>
+      <w:r>
+        <w:rPr>
+          <w:sz w:val="24"/>
+          <w:szCs w:val="24"/>
+        </w:rPr>
+        <w:t xml:space="preserve"> Команда </w:t>
+      </w:r>
+      <w:proofErr w:type="spellStart"/>
+      <w:r>
+        <w:rPr>
+          <w:sz w:val="24"/>
+          <w:szCs w:val="24"/>
+        </w:rPr>
+        <w:t>ping</w:t>
+      </w:r>
+      <w:proofErr w:type="spellEnd"/>
+      <w:r>
+        <w:rPr>
+          <w:sz w:val="24"/>
+          <w:szCs w:val="24"/>
+        </w:rPr>
+        <w:t xml:space="preserve"> с ключом -a (например, </w:t>
+      </w:r>
+      <w:proofErr w:type="spellStart"/>
+      <w:r>
+        <w:rPr>
+          <w:sz w:val="24"/>
+          <w:szCs w:val="24"/>
+        </w:rPr>
+        <w:t>ping</w:t>
+      </w:r>
+      <w:proofErr w:type="spellEnd"/>
+      <w:r>
+        <w:rPr>
+          <w:sz w:val="24"/>
+          <w:szCs w:val="24"/>
+        </w:rPr>
+        <w:t xml:space="preserve"> -a 8.8.8.8). Также для этого можно использовать утилиту </w:t>
+      </w:r>
+      <w:proofErr w:type="spellStart"/>
+      <w:r>
+        <w:rPr>
+          <w:sz w:val="24"/>
+          <w:szCs w:val="24"/>
+        </w:rPr>
+        <w:t>nslookup</w:t>
+      </w:r>
+      <w:proofErr w:type="spellEnd"/>
+      <w:r>
+        <w:rPr>
+          <w:sz w:val="24"/>
+          <w:szCs w:val="24"/>
+        </w:rPr>
+        <w:t xml:space="preserve"> без дополнительных ключей, просто указав IP-адрес.</w:t>
+      </w:r>
+    </w:p>
+    <w:p>
+      <w:pPr>
+        <w:rPr>
+          <w:sz w:val="24"/>
+          <w:szCs w:val="24"/>
+        </w:rPr>
+      </w:pPr>
+      <w:r>
+        <w:rPr>
+          <w:b/>
+          <w:bCs/>
+          <w:sz w:val="24"/>
+          <w:szCs w:val="24"/>
+        </w:rPr>
+        <w:t>Вопрос:</w:t>
+      </w:r>
+      <w:r>
+        <w:rPr>
+          <w:sz w:val="24"/>
+          <w:szCs w:val="24"/>
+        </w:rPr>
+        <w:t xml:space="preserve"> Продемонстрируйте определение доменного имени для любого публичного IP-адреса (например, для DNS-сервера Google 8.8.8.8). </w:t>
+      </w:r>
+      <w:r>
+        <w:rPr>
+          <w:b/>
+          <w:bCs/>
+          <w:sz w:val="24"/>
+          <w:szCs w:val="24"/>
+        </w:rPr>
+        <w:t>Действие для защиты:</w:t>
+      </w:r>
+      <w:r>
+        <w:rPr>
+          <w:sz w:val="24"/>
+          <w:szCs w:val="24"/>
+        </w:rPr>
+        <w:t xml:space="preserve"> Введите </w:t>
+      </w:r>
+      <w:proofErr w:type="spellStart"/>
+      <w:r>
+        <w:rPr>
+          <w:sz w:val="24"/>
+          <w:szCs w:val="24"/>
+        </w:rPr>
+        <w:t>ping</w:t>
+      </w:r>
+      <w:proofErr w:type="spellEnd"/>
+      <w:r>
+        <w:rPr>
+          <w:sz w:val="24"/>
+          <w:szCs w:val="24"/>
+        </w:rPr>
+        <w:t xml:space="preserve"> -a 8.8.8.8. В первой строке вывода будет показано разрешение имени, например: "Обмен пакетами с </w:t>
+      </w:r>
+      <w:proofErr w:type="spellStart"/>
+      <w:r>
+        <w:rPr>
+          <w:sz w:val="24"/>
+          <w:szCs w:val="24"/>
+        </w:rPr>
+        <w:t>dns.google</w:t>
+      </w:r>
+      <w:proofErr w:type="spellEnd"/>
+      <w:r>
+        <w:rPr>
+          <w:sz w:val="24"/>
+          <w:szCs w:val="24"/>
+        </w:rPr>
+        <w:t xml:space="preserve"> [8.8.8.8]...".</w:t>
+      </w:r>
+    </w:p>
+    <w:p>
+      <w:pPr>
+        <w:rPr>
+          <w:sz w:val="24"/>
+          <w:szCs w:val="24"/>
+        </w:rPr>
+      </w:pPr>
+    </w:p>
+    <w:p>
+      <w:pPr>
+        <w:rPr>
+          <w:b/>
+          <w:bCs/>
+          <w:sz w:val="24"/>
+          <w:szCs w:val="24"/>
+        </w:rPr>
+      </w:pPr>
+      <w:r>
+        <w:rPr>
+          <w:b/>
+          <w:bCs/>
+          <w:sz w:val="24"/>
+          <w:szCs w:val="24"/>
+        </w:rPr>
+        <w:t>№13. Изменение параметров эхо-пакетов (длина данных)</w:t>
+      </w:r>
+    </w:p>
+    <w:p>
+      <w:pPr>
+        <w:rPr>
+          <w:sz w:val="24"/>
+          <w:szCs w:val="24"/>
+        </w:rPr>
+      </w:pPr>
+      <w:r>
+        <w:rPr>
+          <w:b/>
+          <w:bCs/>
+          <w:sz w:val="24"/>
+          <w:szCs w:val="24"/>
+        </w:rPr>
+        <w:t>Вопрос:</w:t>
+      </w:r>
+      <w:r>
+        <w:rPr>
+          <w:sz w:val="24"/>
+          <w:szCs w:val="24"/>
+        </w:rPr>
+        <w:t xml:space="preserve"> Какой размер пакета данных отправляется утилитой </w:t>
+      </w:r>
+      <w:proofErr w:type="spellStart"/>
+      <w:r>
+        <w:rPr>
+          <w:sz w:val="24"/>
+          <w:szCs w:val="24"/>
+        </w:rPr>
+        <w:t>ping</w:t>
+      </w:r>
+      <w:proofErr w:type="spellEnd"/>
+      <w:r>
+        <w:rPr>
+          <w:sz w:val="24"/>
+          <w:szCs w:val="24"/>
+        </w:rPr>
+        <w:t xml:space="preserve"> по умолчанию? С помощью какого ключа можно вручную изменить размер отправляемого пакета (например, для проверки стабильности канала под нагрузкой)? </w:t>
+      </w:r>
+      <w:r>
+        <w:rPr>
+          <w:b/>
+          <w:bCs/>
+          <w:sz w:val="24"/>
+          <w:szCs w:val="24"/>
+        </w:rPr>
+        <w:t>Ответ:</w:t>
+      </w:r>
+      <w:r>
+        <w:rPr>
+          <w:sz w:val="24"/>
+          <w:szCs w:val="24"/>
+        </w:rPr>
+        <w:t xml:space="preserve"> По умолчанию в Windows отправляется пакет размером 32 байта. Ключ для изменения размера: -l (строчная буква L, от слова </w:t>
+      </w:r>
+      <w:proofErr w:type="spellStart"/>
+      <w:r>
+        <w:rPr>
+          <w:sz w:val="24"/>
+          <w:szCs w:val="24"/>
+        </w:rPr>
+        <w:t>length</w:t>
+      </w:r>
+      <w:proofErr w:type="spellEnd"/>
+      <w:r>
+        <w:rPr>
+          <w:sz w:val="24"/>
+          <w:szCs w:val="24"/>
+        </w:rPr>
+        <w:t>), например, -l 500.</w:t>
+      </w:r>
+    </w:p>
+    <w:p>
+      <w:pPr>
+        <w:rPr>
+          <w:sz w:val="24"/>
+          <w:szCs w:val="24"/>
+        </w:rPr>
+      </w:pPr>
+      <w:r>
+        <w:rPr>
+          <w:b/>
+          <w:bCs/>
+          <w:sz w:val="24"/>
+          <w:szCs w:val="24"/>
+        </w:rPr>
+        <w:t>Вопрос:</w:t>
+      </w:r>
+      <w:r>
+        <w:rPr>
+          <w:sz w:val="24"/>
+          <w:szCs w:val="24"/>
+        </w:rPr>
+        <w:t xml:space="preserve"> Запустите опрос локального хоста или внешнего сайта, увеличив размер отправляемых пакетов до 500 байт. </w:t>
+      </w:r>
+      <w:r>
+        <w:rPr>
+          <w:b/>
+          <w:bCs/>
+          <w:sz w:val="24"/>
+          <w:szCs w:val="24"/>
+        </w:rPr>
+        <w:t>Действие для защиты:</w:t>
+      </w:r>
+      <w:r>
+        <w:rPr>
+          <w:sz w:val="24"/>
+          <w:szCs w:val="24"/>
+        </w:rPr>
+        <w:t xml:space="preserve"> Введите </w:t>
+      </w:r>
+      <w:proofErr w:type="spellStart"/>
+      <w:r>
+        <w:rPr>
+          <w:sz w:val="24"/>
+          <w:szCs w:val="24"/>
+        </w:rPr>
+        <w:t>ping</w:t>
+      </w:r>
+      <w:proofErr w:type="spellEnd"/>
+      <w:r>
+        <w:rPr>
+          <w:sz w:val="24"/>
+          <w:szCs w:val="24"/>
+        </w:rPr>
+        <w:t xml:space="preserve"> 127.0.0.1 -l 500 (или </w:t>
+      </w:r>
+      <w:proofErr w:type="spellStart"/>
+      <w:r>
+        <w:rPr>
+          <w:sz w:val="24"/>
+          <w:szCs w:val="24"/>
+        </w:rPr>
+        <w:t>ping</w:t>
+      </w:r>
+      <w:proofErr w:type="spellEnd"/>
+      <w:r>
+        <w:rPr>
+          <w:sz w:val="24"/>
+          <w:szCs w:val="24"/>
+        </w:rPr>
+        <w:t xml:space="preserve"> yandex.ru -l 500). Покажите преподавателю строку ответа, где написано: "Ответ от ...: число байт=500...".</w:t>
+      </w:r>
+    </w:p>
+    <w:p>
+      <w:pPr>
+        <w:rPr>
+          <w:sz w:val="24"/>
+          <w:szCs w:val="24"/>
+        </w:rPr>
+      </w:pPr>
+    </w:p>
+    <w:p>
+      <w:pPr>
+        <w:rPr>
+          <w:b/>
+          <w:bCs/>
+          <w:sz w:val="24"/>
+          <w:szCs w:val="24"/>
+        </w:rPr>
+      </w:pPr>
+      <w:r>
+        <w:rPr>
+          <w:b/>
+          <w:bCs/>
+          <w:sz w:val="24"/>
+          <w:szCs w:val="24"/>
+        </w:rPr>
+        <w:t>№14. Выявление проблем на конкретных участках сети</w:t>
+      </w:r>
+    </w:p>
+    <w:p>
+      <w:pPr>
+        <w:rPr>
+          <w:sz w:val="24"/>
+          <w:szCs w:val="24"/>
+        </w:rPr>
+      </w:pPr>
+      <w:r>
+        <w:rPr>
+          <w:b/>
+          <w:bCs/>
+          <w:sz w:val="24"/>
+          <w:szCs w:val="24"/>
+        </w:rPr>
+        <w:lastRenderedPageBreak/>
+        <w:t>Вопрос:</w:t>
+      </w:r>
+      <w:r>
+        <w:rPr>
+          <w:sz w:val="24"/>
+          <w:szCs w:val="24"/>
+        </w:rPr>
+        <w:t xml:space="preserve"> Какая продвинутая утилита диагностики отправляет эхо-запросы на каждый промежуточный маршрутизатор в течение определенного времени, чтобы составить детальную таблицу задержек и потерь на каждом узле? В чем ее плюс перед </w:t>
+      </w:r>
+      <w:proofErr w:type="spellStart"/>
+      <w:r>
+        <w:rPr>
+          <w:sz w:val="24"/>
+          <w:szCs w:val="24"/>
+        </w:rPr>
+        <w:t>tracert</w:t>
+      </w:r>
+      <w:proofErr w:type="spellEnd"/>
+      <w:r>
+        <w:rPr>
+          <w:sz w:val="24"/>
+          <w:szCs w:val="24"/>
+        </w:rPr>
+        <w:t xml:space="preserve">? </w:t>
+      </w:r>
+      <w:r>
+        <w:rPr>
+          <w:b/>
+          <w:bCs/>
+          <w:sz w:val="24"/>
+          <w:szCs w:val="24"/>
+        </w:rPr>
+        <w:t>Ответ:</w:t>
+      </w:r>
+      <w:r>
+        <w:rPr>
+          <w:sz w:val="24"/>
+          <w:szCs w:val="24"/>
+        </w:rPr>
+        <w:t xml:space="preserve"> Утилита: </w:t>
+      </w:r>
+      <w:proofErr w:type="spellStart"/>
+      <w:r>
+        <w:rPr>
+          <w:sz w:val="24"/>
+          <w:szCs w:val="24"/>
+        </w:rPr>
+        <w:t>pathping</w:t>
+      </w:r>
+      <w:proofErr w:type="spellEnd"/>
+      <w:r>
+        <w:rPr>
+          <w:sz w:val="24"/>
+          <w:szCs w:val="24"/>
+        </w:rPr>
+        <w:t xml:space="preserve">. Ее плюс перед </w:t>
+      </w:r>
+      <w:proofErr w:type="spellStart"/>
+      <w:r>
+        <w:rPr>
+          <w:sz w:val="24"/>
+          <w:szCs w:val="24"/>
+        </w:rPr>
+        <w:t>tracert</w:t>
+      </w:r>
+      <w:proofErr w:type="spellEnd"/>
+      <w:r>
+        <w:rPr>
+          <w:sz w:val="24"/>
+          <w:szCs w:val="24"/>
+        </w:rPr>
+        <w:t xml:space="preserve"> в том, что она не просто показывает путь, а проводит статистический анализ (обычно 25–300 секунд), вычисляя процент потерь пакетов и задержку на </w:t>
+      </w:r>
+      <w:r>
+        <w:rPr>
+          <w:i/>
+          <w:iCs/>
+          <w:sz w:val="24"/>
+          <w:szCs w:val="24"/>
+        </w:rPr>
+        <w:t>каждом конкретном хопе</w:t>
+      </w:r>
+      <w:r>
+        <w:rPr>
+          <w:sz w:val="24"/>
+          <w:szCs w:val="24"/>
+        </w:rPr>
+        <w:t>. Это позволяет точно выявить, какой именно промежуточный маршрутизатор "теряет" пакеты, а не просто констатировать общую потерю в конце пути.</w:t>
+      </w:r>
+    </w:p>
+    <w:p>
+      <w:pPr>
+        <w:rPr>
+          <w:sz w:val="24"/>
+          <w:szCs w:val="24"/>
+        </w:rPr>
+      </w:pPr>
+      <w:r>
+        <w:rPr>
+          <w:b/>
+          <w:bCs/>
+          <w:sz w:val="24"/>
+          <w:szCs w:val="24"/>
+        </w:rPr>
+        <w:t>Вопрос:</w:t>
+      </w:r>
+      <w:r>
+        <w:rPr>
+          <w:sz w:val="24"/>
+          <w:szCs w:val="24"/>
+        </w:rPr>
+        <w:t xml:space="preserve"> Запустите утилиту глубокого анализа сетевого пути до любого внешнего узла и покажите преподавателю, как она рассчитывает промежуточную статистику. </w:t>
+      </w:r>
+      <w:r>
+        <w:rPr>
+          <w:b/>
+          <w:bCs/>
+          <w:sz w:val="24"/>
+          <w:szCs w:val="24"/>
+        </w:rPr>
+        <w:t>Действие для защиты:</w:t>
+      </w:r>
+      <w:r>
+        <w:rPr>
+          <w:sz w:val="24"/>
+          <w:szCs w:val="24"/>
+        </w:rPr>
+        <w:t xml:space="preserve"> Введите </w:t>
+      </w:r>
+      <w:proofErr w:type="spellStart"/>
+      <w:r>
+        <w:rPr>
+          <w:sz w:val="24"/>
+          <w:szCs w:val="24"/>
+        </w:rPr>
+        <w:t>pathping</w:t>
+      </w:r>
+      <w:proofErr w:type="spellEnd"/>
+      <w:r>
+        <w:rPr>
+          <w:sz w:val="24"/>
+          <w:szCs w:val="24"/>
+        </w:rPr>
+        <w:t xml:space="preserve"> yandex.ru. Объясните преподавателю два этапа: сначала утилита делает трассировку пути (как </w:t>
+      </w:r>
+      <w:proofErr w:type="spellStart"/>
+      <w:r>
+        <w:rPr>
+          <w:sz w:val="24"/>
+          <w:szCs w:val="24"/>
+        </w:rPr>
+        <w:t>tracert</w:t>
+      </w:r>
+      <w:proofErr w:type="spellEnd"/>
+      <w:r>
+        <w:rPr>
+          <w:sz w:val="24"/>
+          <w:szCs w:val="24"/>
+        </w:rPr>
+        <w:t>), а затем выводит сообщение "Вычисление статистики для 125 секунд...". Дождитесь появления итоговой таблицы и укажите на столбцы "Потеряно" (</w:t>
+      </w:r>
+      <w:proofErr w:type="spellStart"/>
+      <w:r>
+        <w:rPr>
+          <w:sz w:val="24"/>
+          <w:szCs w:val="24"/>
+        </w:rPr>
+        <w:t>Lost</w:t>
+      </w:r>
+      <w:proofErr w:type="spellEnd"/>
+      <w:r>
+        <w:rPr>
+          <w:sz w:val="24"/>
+          <w:szCs w:val="24"/>
+        </w:rPr>
+        <w:t>/</w:t>
+      </w:r>
+      <w:proofErr w:type="spellStart"/>
+      <w:r>
+        <w:rPr>
+          <w:sz w:val="24"/>
+          <w:szCs w:val="24"/>
+        </w:rPr>
+        <w:t>Sent</w:t>
+      </w:r>
+      <w:proofErr w:type="spellEnd"/>
+      <w:r>
+        <w:rPr>
+          <w:sz w:val="24"/>
+          <w:szCs w:val="24"/>
+        </w:rPr>
+        <w:t>) для каждого узла (</w:t>
+      </w:r>
+      <w:proofErr w:type="spellStart"/>
+      <w:r>
+        <w:rPr>
+          <w:sz w:val="24"/>
+          <w:szCs w:val="24"/>
+        </w:rPr>
+        <w:t>This</w:t>
+      </w:r>
+      <w:proofErr w:type="spellEnd"/>
+      <w:r>
+        <w:rPr>
+          <w:sz w:val="24"/>
+          <w:szCs w:val="24"/>
+        </w:rPr>
+        <w:t xml:space="preserve"> </w:t>
+      </w:r>
+      <w:proofErr w:type="spellStart"/>
+      <w:r>
+        <w:rPr>
+          <w:sz w:val="24"/>
+          <w:szCs w:val="24"/>
+        </w:rPr>
+        <w:t>Node</w:t>
+      </w:r>
+      <w:proofErr w:type="spellEnd"/>
+      <w:r>
+        <w:rPr>
+          <w:sz w:val="24"/>
+          <w:szCs w:val="24"/>
+        </w:rPr>
+        <w:t>/Link), демонстрируя, где именно могут быть проблемы.</w:t>
+      </w:r>
+    </w:p>
+    <w:p>
+      <w:pPr>
+        <w:rPr>
+          <w:sz w:val="24"/>
+          <w:szCs w:val="24"/>
+        </w:rPr>
+      </w:pPr>
+    </w:p>
+    <w:p/>
     <w:sectPr>
       <w:pgSz w:w="11906" w:h="16838"/>
       <w:pgMar w:top="1134" w:right="850" w:bottom="1134" w:left="1701" w:header="708" w:footer="708" w:gutter="0"/>
@@ -1754,7 +4377,7 @@
 </file>
 
 <file path=word/endnotes.xml><?xml version="1.0" encoding="utf-8"?>
-<w:endnotes xmlns:wpc="http://schemas.microsoft.com/office/word/2010/wordprocessingCanvas" xmlns:cx="http://schemas.microsoft.com/office/drawing/2014/chartex" xmlns:cx1="http://schemas.microsoft.com/office/drawing/2015/9/8/chartex" xmlns:cx2="http://schemas.microsoft.com/office/drawing/2015/10/21/chartex" xmlns:cx3="http://schemas.microsoft.com/office/drawing/2016/5/9/chartex" xmlns:cx4="http://schemas.microsoft.com/office/drawing/2016/5/10/chartex" xmlns:cx5="http://schemas.microsoft.com/office/drawing/2016/5/11/chartex" xmlns:cx6="http://schemas.microsoft.com/office/drawing/2016/5/12/chartex" xmlns:cx7="http://schemas.microsoft.com/office/drawing/2016/5/13/chartex" xmlns:cx8="http://schemas.microsoft.com/office/drawing/2016/5/14/chartex" xmlns:mc="http://schemas.openxmlformats.org/markup-compatibility/2006" xmlns:aink="http://schemas.microsoft.com/office/drawing/2016/ink" xmlns:am3d="http://schemas.microsoft.com/office/drawing/2017/model3d" xmlns:o="urn:schemas-microsoft-com:office:office" xmlns:r="http://schemas.openxmlformats.org/officeDocument/2006/relationships" xmlns:m="http://schemas.openxmlformats.org/officeDocument/2006/math" xmlns:v="urn:schemas-microsoft-com:vml" xmlns:wp14="http://schemas.microsoft.com/office/word/2010/wordprocessingDrawing" xmlns:wp="http://schemas.openxmlformats.org/drawingml/2006/wordprocessingDrawing" xmlns:w10="urn:schemas-microsoft-com:office:word" xmlns:w="http://schemas.openxmlformats.org/wordprocessingml/2006/main" xmlns:w14="http://schemas.microsoft.com/office/word/2010/wordml" xmlns:w15="http://schemas.microsoft.com/office/word/2012/wordml" xmlns:w16cid="http://schemas.microsoft.com/office/word/2016/wordml/cid" xmlns:w16se="http://schemas.microsoft.com/office/word/2015/wordml/symex" xmlns:wpg="http://schemas.microsoft.com/office/word/2010/wordprocessingGroup" xmlns:wpi="http://schemas.microsoft.com/office/word/2010/wordprocessingInk" xmlns:wne="http://schemas.microsoft.com/office/word/2006/wordml" xmlns:wps="http://schemas.microsoft.com/office/word/2010/wordprocessingShape" mc:Ignorable="w14 w15 w16se w16cid wp14">
+<w:endnotes xmlns:wpc="http://schemas.microsoft.com/office/word/2010/wordprocessingCanvas" xmlns:cx="http://schemas.microsoft.com/office/drawing/2014/chartex" xmlns:cx1="http://schemas.microsoft.com/office/drawing/2015/9/8/chartex" xmlns:cx2="http://schemas.microsoft.com/office/drawing/2015/10/21/chartex" xmlns:cx3="http://schemas.microsoft.com/office/drawing/2016/5/9/chartex" xmlns:cx4="http://schemas.microsoft.com/office/drawing/2016/5/10/chartex" xmlns:cx5="http://schemas.microsoft.com/office/drawing/2016/5/11/chartex" xmlns:cx6="http://schemas.microsoft.com/office/drawing/2016/5/12/chartex" xmlns:cx7="http://schemas.microsoft.com/office/drawing/2016/5/13/chartex" xmlns:cx8="http://schemas.microsoft.com/office/drawing/2016/5/14/chartex" xmlns:mc="http://schemas.openxmlformats.org/markup-compatibility/2006" xmlns:aink="http://schemas.microsoft.com/office/drawing/2016/ink" xmlns:am3d="http://schemas.microsoft.com/office/drawing/2017/model3d" xmlns:o="urn:schemas-microsoft-com:office:office" xmlns:r="http://schemas.openxmlformats.org/officeDocument/2006/relationships" xmlns:m="http://schemas.openxmlformats.org/officeDocument/2006/math" xmlns:v="urn:schemas-microsoft-com:vml" xmlns:wp14="http://schemas.microsoft.com/office/word/2010/wordprocessingDrawing" xmlns:wp="http://schemas.openxmlformats.org/drawingml/2006/wordprocessingDrawing" xmlns:w10="urn:schemas-microsoft-com:office:word" xmlns:w="http://schemas.openxmlformats.org/wordprocessingml/2006/main" xmlns:w14="http://schemas.microsoft.com/office/word/2010/wordml" xmlns:w15="http://schemas.microsoft.com/office/word/2012/wordml" xmlns:w16cex="http://schemas.microsoft.com/office/word/2018/wordml/cex" xmlns:w16cid="http://schemas.microsoft.com/office/word/2016/wordml/cid" xmlns:w16="http://schemas.microsoft.com/office/word/2018/wordml" xmlns:w16sdtdh="http://schemas.microsoft.com/office/word/2020/wordml/sdtdatahash" xmlns:w16se="http://schemas.microsoft.com/office/word/2015/wordml/symex" xmlns:wpg="http://schemas.microsoft.com/office/word/2010/wordprocessingGroup" xmlns:wpi="http://schemas.microsoft.com/office/word/2010/wordprocessingInk" xmlns:wne="http://schemas.microsoft.com/office/word/2006/wordml" xmlns:wps="http://schemas.microsoft.com/office/word/2010/wordprocessingShape" mc:Ignorable="w14 w15 w16se w16cid w16 w16cex w16sdtdh wp14">
   <w:endnote w:type="separator" w:id="-1">
     <w:p>
       <w:pPr>
@@ -1779,7 +4402,7 @@
 </file>
 
 <file path=word/footnotes.xml><?xml version="1.0" encoding="utf-8"?>
-<w:footnotes xmlns:wpc="http://schemas.microsoft.com/office/word/2010/wordprocessingCanvas" xmlns:cx="http://schemas.microsoft.com/office/drawing/2014/chartex" xmlns:cx1="http://schemas.microsoft.com/office/drawing/2015/9/8/chartex" xmlns:cx2="http://schemas.microsoft.com/office/drawing/2015/10/21/chartex" xmlns:cx3="http://schemas.microsoft.com/office/drawing/2016/5/9/chartex" xmlns:cx4="http://schemas.microsoft.com/office/drawing/2016/5/10/chartex" xmlns:cx5="http://schemas.microsoft.com/office/drawing/2016/5/11/chartex" xmlns:cx6="http://schemas.microsoft.com/office/drawing/2016/5/12/chartex" xmlns:cx7="http://schemas.microsoft.com/office/drawing/2016/5/13/chartex" xmlns:cx8="http://schemas.microsoft.com/office/drawing/2016/5/14/chartex" xmlns:mc="http://schemas.openxmlformats.org/markup-compatibility/2006" xmlns:aink="http://schemas.microsoft.com/office/drawing/2016/ink" xmlns:am3d="http://schemas.microsoft.com/office/drawing/2017/model3d" xmlns:o="urn:schemas-microsoft-com:office:office" xmlns:r="http://schemas.openxmlformats.org/officeDocument/2006/relationships" xmlns:m="http://schemas.openxmlformats.org/officeDocument/2006/math" xmlns:v="urn:schemas-microsoft-com:vml" xmlns:wp14="http://schemas.microsoft.com/office/word/2010/wordprocessingDrawing" xmlns:wp="http://schemas.openxmlformats.org/drawingml/2006/wordprocessingDrawing" xmlns:w10="urn:schemas-microsoft-com:office:word" xmlns:w="http://schemas.openxmlformats.org/wordprocessingml/2006/main" xmlns:w14="http://schemas.microsoft.com/office/word/2010/wordml" xmlns:w15="http://schemas.microsoft.com/office/word/2012/wordml" xmlns:w16cid="http://schemas.microsoft.com/office/word/2016/wordml/cid" xmlns:w16se="http://schemas.microsoft.com/office/word/2015/wordml/symex" xmlns:wpg="http://schemas.microsoft.com/office/word/2010/wordprocessingGroup" xmlns:wpi="http://schemas.microsoft.com/office/word/2010/wordprocessingInk" xmlns:wne="http://schemas.microsoft.com/office/word/2006/wordml" xmlns:wps="http://schemas.microsoft.com/office/word/2010/wordprocessingShape" mc:Ignorable="w14 w15 w16se w16cid wp14">
+<w:footnotes xmlns:wpc="http://schemas.microsoft.com/office/word/2010/wordprocessingCanvas" xmlns:cx="http://schemas.microsoft.com/office/drawing/2014/chartex" xmlns:cx1="http://schemas.microsoft.com/office/drawing/2015/9/8/chartex" xmlns:cx2="http://schemas.microsoft.com/office/drawing/2015/10/21/chartex" xmlns:cx3="http://schemas.microsoft.com/office/drawing/2016/5/9/chartex" xmlns:cx4="http://schemas.microsoft.com/office/drawing/2016/5/10/chartex" xmlns:cx5="http://schemas.microsoft.com/office/drawing/2016/5/11/chartex" xmlns:cx6="http://schemas.microsoft.com/office/drawing/2016/5/12/chartex" xmlns:cx7="http://schemas.microsoft.com/office/drawing/2016/5/13/chartex" xmlns:cx8="http://schemas.microsoft.com/office/drawing/2016/5/14/chartex" xmlns:mc="http://schemas.openxmlformats.org/markup-compatibility/2006" xmlns:aink="http://schemas.microsoft.com/office/drawing/2016/ink" xmlns:am3d="http://schemas.microsoft.com/office/drawing/2017/model3d" xmlns:o="urn:schemas-microsoft-com:office:office" xmlns:r="http://schemas.openxmlformats.org/officeDocument/2006/relationships" xmlns:m="http://schemas.openxmlformats.org/officeDocument/2006/math" xmlns:v="urn:schemas-microsoft-com:vml" xmlns:wp14="http://schemas.microsoft.com/office/word/2010/wordprocessingDrawing" xmlns:wp="http://schemas.openxmlformats.org/drawingml/2006/wordprocessingDrawing" xmlns:w10="urn:schemas-microsoft-com:office:word" xmlns:w="http://schemas.openxmlformats.org/wordprocessingml/2006/main" xmlns:w14="http://schemas.microsoft.com/office/word/2010/wordml" xmlns:w15="http://schemas.microsoft.com/office/word/2012/wordml" xmlns:w16cex="http://schemas.microsoft.com/office/word/2018/wordml/cex" xmlns:w16cid="http://schemas.microsoft.com/office/word/2016/wordml/cid" xmlns:w16="http://schemas.microsoft.com/office/word/2018/wordml" xmlns:w16sdtdh="http://schemas.microsoft.com/office/word/2020/wordml/sdtdatahash" xmlns:w16se="http://schemas.microsoft.com/office/word/2015/wordml/symex" xmlns:wpg="http://schemas.microsoft.com/office/word/2010/wordprocessingGroup" xmlns:wpi="http://schemas.microsoft.com/office/word/2010/wordprocessingInk" xmlns:wne="http://schemas.microsoft.com/office/word/2006/wordml" xmlns:wps="http://schemas.microsoft.com/office/word/2010/wordprocessingShape" mc:Ignorable="w14 w15 w16se w16cid w16 w16cex w16sdtdh wp14">
   <w:footnote w:type="separator" w:id="-1">
     <w:p>
       <w:pPr>
@@ -1804,7 +4427,7 @@
 </file>
 
 <file path=word/numbering.xml><?xml version="1.0" encoding="utf-8"?>
-<w:numbering xmlns:wpc="http://schemas.microsoft.com/office/word/2010/wordprocessingCanvas" xmlns:cx="http://schemas.microsoft.com/office/drawing/2014/chartex" xmlns:cx1="http://schemas.microsoft.com/office/drawing/2015/9/8/chartex" xmlns:cx2="http://schemas.microsoft.com/office/drawing/2015/10/21/chartex" xmlns:cx3="http://schemas.microsoft.com/office/drawing/2016/5/9/chartex" xmlns:cx4="http://schemas.microsoft.com/office/drawing/2016/5/10/chartex" xmlns:cx5="http://schemas.microsoft.com/office/drawing/2016/5/11/chartex" xmlns:cx6="http://schemas.microsoft.com/office/drawing/2016/5/12/chartex" xmlns:cx7="http://schemas.microsoft.com/office/drawing/2016/5/13/chartex" xmlns:cx8="http://schemas.microsoft.com/office/drawing/2016/5/14/chartex" xmlns:mc="http://schemas.openxmlformats.org/markup-compatibility/2006" xmlns:aink="http://schemas.microsoft.com/office/drawing/2016/ink" xmlns:am3d="http://schemas.microsoft.com/office/drawing/2017/model3d" xmlns:o="urn:schemas-microsoft-com:office:office" xmlns:r="http://schemas.openxmlformats.org/officeDocument/2006/relationships" xmlns:m="http://schemas.openxmlformats.org/officeDocument/2006/math" xmlns:v="urn:schemas-microsoft-com:vml" xmlns:wp14="http://schemas.microsoft.com/office/word/2010/wordprocessingDrawing" xmlns:wp="http://schemas.openxmlformats.org/drawingml/2006/wordprocessingDrawing" xmlns:w10="urn:schemas-microsoft-com:office:word" xmlns:w="http://schemas.openxmlformats.org/wordprocessingml/2006/main" xmlns:w14="http://schemas.microsoft.com/office/word/2010/wordml" xmlns:w15="http://schemas.microsoft.com/office/word/2012/wordml" xmlns:w16cid="http://schemas.microsoft.com/office/word/2016/wordml/cid" xmlns:w16se="http://schemas.microsoft.com/office/word/2015/wordml/symex" xmlns:wpg="http://schemas.microsoft.com/office/word/2010/wordprocessingGroup" xmlns:wpi="http://schemas.microsoft.com/office/word/2010/wordprocessingInk" xmlns:wne="http://schemas.microsoft.com/office/word/2006/wordml" xmlns:wps="http://schemas.microsoft.com/office/word/2010/wordprocessingShape" mc:Ignorable="w14 w15 w16se w16cid wp14">
+<w:numbering xmlns:wpc="http://schemas.microsoft.com/office/word/2010/wordprocessingCanvas" xmlns:cx="http://schemas.microsoft.com/office/drawing/2014/chartex" xmlns:cx1="http://schemas.microsoft.com/office/drawing/2015/9/8/chartex" xmlns:cx2="http://schemas.microsoft.com/office/drawing/2015/10/21/chartex" xmlns:cx3="http://schemas.microsoft.com/office/drawing/2016/5/9/chartex" xmlns:cx4="http://schemas.microsoft.com/office/drawing/2016/5/10/chartex" xmlns:cx5="http://schemas.microsoft.com/office/drawing/2016/5/11/chartex" xmlns:cx6="http://schemas.microsoft.com/office/drawing/2016/5/12/chartex" xmlns:cx7="http://schemas.microsoft.com/office/drawing/2016/5/13/chartex" xmlns:cx8="http://schemas.microsoft.com/office/drawing/2016/5/14/chartex" xmlns:mc="http://schemas.openxmlformats.org/markup-compatibility/2006" xmlns:aink="http://schemas.microsoft.com/office/drawing/2016/ink" xmlns:am3d="http://schemas.microsoft.com/office/drawing/2017/model3d" xmlns:o="urn:schemas-microsoft-com:office:office" xmlns:r="http://schemas.openxmlformats.org/officeDocument/2006/relationships" xmlns:m="http://schemas.openxmlformats.org/officeDocument/2006/math" xmlns:v="urn:schemas-microsoft-com:vml" xmlns:wp14="http://schemas.microsoft.com/office/word/2010/wordprocessingDrawing" xmlns:wp="http://schemas.openxmlformats.org/drawingml/2006/wordprocessingDrawing" xmlns:w10="urn:schemas-microsoft-com:office:word" xmlns:w="http://schemas.openxmlformats.org/wordprocessingml/2006/main" xmlns:w14="http://schemas.microsoft.com/office/word/2010/wordml" xmlns:w15="http://schemas.microsoft.com/office/word/2012/wordml" xmlns:w16cex="http://schemas.microsoft.com/office/word/2018/wordml/cex" xmlns:w16cid="http://schemas.microsoft.com/office/word/2016/wordml/cid" xmlns:w16="http://schemas.microsoft.com/office/word/2018/wordml" xmlns:w16sdtdh="http://schemas.microsoft.com/office/word/2020/wordml/sdtdatahash" xmlns:w16se="http://schemas.microsoft.com/office/word/2015/wordml/symex" xmlns:wpg="http://schemas.microsoft.com/office/word/2010/wordprocessingGroup" xmlns:wpi="http://schemas.microsoft.com/office/word/2010/wordprocessingInk" xmlns:wne="http://schemas.microsoft.com/office/word/2006/wordml" xmlns:wps="http://schemas.microsoft.com/office/word/2010/wordprocessingShape" mc:Ignorable="w14 w15 w16se w16cid w16 w16cex w16sdtdh wp14">
   <w:abstractNum w:abstractNumId="0" w15:restartNumberingAfterBreak="0">
     <w:nsid w:val="15FB7143"/>
     <w:multiLevelType w:val="multilevel"/>
@@ -2461,7 +5084,7 @@
 </file>
 
 <file path=word/styles.xml><?xml version="1.0" encoding="utf-8"?>
-<w:styles xmlns:mc="http://schemas.openxmlformats.org/markup-compatibility/2006" xmlns:r="http://schemas.openxmlformats.org/officeDocument/2006/relationships" xmlns:w="http://schemas.openxmlformats.org/wordprocessingml/2006/main" xmlns:w14="http://schemas.microsoft.com/office/word/2010/wordml" xmlns:w15="http://schemas.microsoft.com/office/word/2012/wordml" xmlns:w16cid="http://schemas.microsoft.com/office/word/2016/wordml/cid" xmlns:w16se="http://schemas.microsoft.com/office/word/2015/wordml/symex" mc:Ignorable="w14 w15 w16se w16cid">
+<w:styles xmlns:mc="http://schemas.openxmlformats.org/markup-compatibility/2006" xmlns:r="http://schemas.openxmlformats.org/officeDocument/2006/relationships" xmlns:w="http://schemas.openxmlformats.org/wordprocessingml/2006/main" xmlns:w14="http://schemas.microsoft.com/office/word/2010/wordml" xmlns:w15="http://schemas.microsoft.com/office/word/2012/wordml" xmlns:w16cex="http://schemas.microsoft.com/office/word/2018/wordml/cex" xmlns:w16cid="http://schemas.microsoft.com/office/word/2016/wordml/cid" xmlns:w16="http://schemas.microsoft.com/office/word/2018/wordml" xmlns:w16sdtdh="http://schemas.microsoft.com/office/word/2020/wordml/sdtdatahash" xmlns:w16se="http://schemas.microsoft.com/office/word/2015/wordml/symex" mc:Ignorable="w14 w15 w16se w16cid w16 w16cex w16sdtdh">
   <w:docDefaults>
     <w:rPrDefault>
       <w:rPr>
@@ -2477,7 +5100,7 @@
       </w:pPr>
     </w:pPrDefault>
   </w:docDefaults>
-  <w:latentStyles w:defLockedState="0" w:defUIPriority="99" w:defSemiHidden="0" w:defUnhideWhenUsed="0" w:defQFormat="0" w:count="375">
+  <w:latentStyles w:defLockedState="0" w:defUIPriority="99" w:defSemiHidden="0" w:defUnhideWhenUsed="0" w:defQFormat="0" w:count="376">
     <w:lsdException w:name="Normal" w:uiPriority="0" w:qFormat="1"/>
     <w:lsdException w:name="heading 1" w:uiPriority="9" w:qFormat="1"/>
     <w:lsdException w:name="heading 2" w:semiHidden="1" w:uiPriority="9" w:unhideWhenUsed="1" w:qFormat="1"/>
@@ -2583,7 +5206,6 @@
     <w:lsdException w:name="HTML Sample" w:semiHidden="1" w:unhideWhenUsed="1"/>
     <w:lsdException w:name="HTML Typewriter" w:semiHidden="1" w:unhideWhenUsed="1"/>
     <w:lsdException w:name="HTML Variable" w:semiHidden="1" w:unhideWhenUsed="1"/>
-    <w:lsdException w:name="Normal Table" w:semiHidden="1" w:unhideWhenUsed="1"/>
     <w:lsdException w:name="annotation subject" w:semiHidden="1" w:unhideWhenUsed="1"/>
     <w:lsdException w:name="No List" w:semiHidden="1" w:unhideWhenUsed="1"/>
     <w:lsdException w:name="Outline List 1" w:semiHidden="1" w:unhideWhenUsed="1"/>
@@ -2630,10 +5252,8 @@
     <w:lsdException w:name="Table Subtle 2" w:semiHidden="1" w:unhideWhenUsed="1"/>
     <w:lsdException w:name="Table Web 1" w:semiHidden="1" w:unhideWhenUsed="1"/>
     <w:lsdException w:name="Table Web 2" w:semiHidden="1" w:unhideWhenUsed="1"/>
-    <w:lsdException w:name="Table Web 3" w:semiHidden="1" w:unhideWhenUsed="1"/>
     <w:lsdException w:name="Balloon Text" w:semiHidden="1" w:unhideWhenUsed="1"/>
     <w:lsdException w:name="Table Grid" w:uiPriority="39"/>
-    <w:lsdException w:name="Table Theme" w:semiHidden="1" w:unhideWhenUsed="1"/>
     <w:lsdException w:name="Placeholder Text" w:semiHidden="1"/>
     <w:lsdException w:name="No Spacing" w:uiPriority="1" w:qFormat="1"/>
     <w:lsdException w:name="Light Shading" w:uiPriority="60"/>
@@ -2853,6 +5473,7 @@
     <w:lsdException w:name="Smart Hyperlink" w:semiHidden="1" w:unhideWhenUsed="1"/>
     <w:lsdException w:name="Hashtag" w:semiHidden="1" w:unhideWhenUsed="1"/>
     <w:lsdException w:name="Unresolved Mention" w:semiHidden="1" w:unhideWhenUsed="1"/>
+    <w:lsdException w:name="Smart Link" w:semiHidden="1" w:unhideWhenUsed="1"/>
   </w:latentStyles>
   <w:style w:type="paragraph" w:default="1" w:styleId="a">
     <w:name w:val="Normal"/>
